--- a/pech/3_Три_комплекта_СПб_ЛО_где_купить.docx
+++ b/pech/3_Три_комплекта_СПб_ЛО_где_купить.docx
@@ -319,7 +319,7 @@
       </w:tr>
       <w:tr>
         <w:trPr>
-          <w:tblHeader w:val="false"/>
+          <w:tblHeader w:val="off"/>
         </w:trPr>
         <w:tc>
           <w:tcPr>
@@ -377,7 +377,7 @@
                 <w:sz w:val="18"/>
                 <w:szCs w:val="18"/>
               </w:rPr>
-              <w:t xml:space="preserve">112 496</w:t>
+              <w:t xml:space="preserve">156 101</w:t>
             </w:r>
           </w:p>
         </w:tc>
@@ -407,7 +407,7 @@
                 <w:sz w:val="18"/>
                 <w:szCs w:val="18"/>
               </w:rPr>
-              <w:t xml:space="preserve">228 496</w:t>
+              <w:t xml:space="preserve">272 101</w:t>
             </w:r>
           </w:p>
         </w:tc>
@@ -437,7 +437,7 @@
                 <w:sz w:val="18"/>
                 <w:szCs w:val="18"/>
               </w:rPr>
-              <w:t xml:space="preserve">89 496</w:t>
+              <w:t xml:space="preserve">133 101</w:t>
             </w:r>
           </w:p>
         </w:tc>
@@ -467,7 +467,7 @@
                 <w:sz w:val="18"/>
                 <w:szCs w:val="18"/>
               </w:rPr>
-              <w:t xml:space="preserve">205 496</w:t>
+              <w:t xml:space="preserve">249 101</w:t>
             </w:r>
           </w:p>
         </w:tc>
@@ -497,7 +497,7 @@
                 <w:sz w:val="18"/>
                 <w:szCs w:val="18"/>
               </w:rPr>
-              <w:t xml:space="preserve">111 496</w:t>
+              <w:t xml:space="preserve">155 101</w:t>
             </w:r>
           </w:p>
         </w:tc>
@@ -527,14 +527,14 @@
                 <w:sz w:val="18"/>
                 <w:szCs w:val="18"/>
               </w:rPr>
-              <w:t xml:space="preserve">227 496</w:t>
+              <w:t xml:space="preserve">271 101</w:t>
             </w:r>
           </w:p>
         </w:tc>
       </w:tr>
       <w:tr>
         <w:trPr>
-          <w:tblHeader w:val="false"/>
+          <w:tblHeader w:val="off"/>
         </w:trPr>
         <w:tc>
           <w:tcPr>
@@ -594,7 +594,7 @@
                 <w:sz w:val="18"/>
                 <w:szCs w:val="18"/>
               </w:rPr>
-              <w:t xml:space="preserve">116 646</w:t>
+              <w:t xml:space="preserve">187 896</w:t>
             </w:r>
           </w:p>
         </w:tc>
@@ -625,7 +625,7 @@
                 <w:sz w:val="18"/>
                 <w:szCs w:val="18"/>
               </w:rPr>
-              <w:t xml:space="preserve">232 646</w:t>
+              <w:t xml:space="preserve">303 896</w:t>
             </w:r>
           </w:p>
         </w:tc>
@@ -656,7 +656,7 @@
                 <w:sz w:val="18"/>
                 <w:szCs w:val="18"/>
               </w:rPr>
-              <w:t xml:space="preserve">90 596</w:t>
+              <w:t xml:space="preserve">161 846</w:t>
             </w:r>
           </w:p>
         </w:tc>
@@ -687,7 +687,7 @@
                 <w:sz w:val="18"/>
                 <w:szCs w:val="18"/>
               </w:rPr>
-              <w:t xml:space="preserve">206 596</w:t>
+              <w:t xml:space="preserve">277 846</w:t>
             </w:r>
           </w:p>
         </w:tc>
@@ -718,7 +718,7 @@
                 <w:sz w:val="18"/>
                 <w:szCs w:val="18"/>
               </w:rPr>
-              <w:t xml:space="preserve">113 896</w:t>
+              <w:t xml:space="preserve">185 146</w:t>
             </w:r>
           </w:p>
         </w:tc>
@@ -749,14 +749,14 @@
                 <w:sz w:val="18"/>
                 <w:szCs w:val="18"/>
               </w:rPr>
-              <w:t xml:space="preserve">229 896</w:t>
+              <w:t xml:space="preserve">301 146</w:t>
             </w:r>
           </w:p>
         </w:tc>
       </w:tr>
       <w:tr>
         <w:trPr>
-          <w:tblHeader w:val="false"/>
+          <w:tblHeader w:val="off"/>
         </w:trPr>
         <w:tc>
           <w:tcPr>
@@ -814,7 +814,7 @@
                 <w:sz w:val="18"/>
                 <w:szCs w:val="18"/>
               </w:rPr>
-              <w:t xml:space="preserve">101 921</w:t>
+              <w:t xml:space="preserve">146 476</w:t>
             </w:r>
           </w:p>
         </w:tc>
@@ -844,7 +844,7 @@
                 <w:sz w:val="18"/>
                 <w:szCs w:val="18"/>
               </w:rPr>
-              <w:t xml:space="preserve">225 421</w:t>
+              <w:t xml:space="preserve">269 976</w:t>
             </w:r>
           </w:p>
         </w:tc>
@@ -874,7 +874,7 @@
                 <w:sz w:val="18"/>
                 <w:szCs w:val="18"/>
               </w:rPr>
-              <w:t xml:space="preserve">80 201</w:t>
+              <w:t xml:space="preserve">124 756</w:t>
             </w:r>
           </w:p>
         </w:tc>
@@ -904,7 +904,7 @@
                 <w:sz w:val="18"/>
                 <w:szCs w:val="18"/>
               </w:rPr>
-              <w:t xml:space="preserve">203 701</w:t>
+              <w:t xml:space="preserve">248 256</w:t>
             </w:r>
           </w:p>
         </w:tc>
@@ -934,7 +934,7 @@
                 <w:sz w:val="18"/>
                 <w:szCs w:val="18"/>
               </w:rPr>
-              <w:t xml:space="preserve">98 861</w:t>
+              <w:t xml:space="preserve">143 416</w:t>
             </w:r>
           </w:p>
         </w:tc>
@@ -964,7 +964,7 @@
                 <w:sz w:val="18"/>
                 <w:szCs w:val="18"/>
               </w:rPr>
-              <w:t xml:space="preserve">222 361</w:t>
+              <w:t xml:space="preserve">266 916</w:t>
             </w:r>
           </w:p>
         </w:tc>
@@ -985,7 +985,7 @@
           <w:sz w:val="18"/>
           <w:szCs w:val="18"/>
         </w:rPr>
-        <w:t xml:space="preserve">«Закупка» — материалы и литьё без доставки. «Под ключ» — закупка + доставка (рекомендуемый и «одно место» — 10 000 ₽, «дешевле всего» — 17 500 ₽ из-за множества рейсов) + работы 106 000 ₽.</w:t>
+        <w:t xml:space="preserve">«Закупка» — материалы и литьё без доставки. «Под ключ» — закупка + доставка (рекомендуемый и «одно место» — 10 000 ₽, «дешевле всего» — 17 500 ₽ из-за множества рейсов) + работы 106 000 ₽.</w:t>
       </w:r>
     </w:p>
     <w:p>
@@ -1300,7 +1300,7 @@
       </w:tr>
       <w:tr>
         <w:trPr>
-          <w:tblHeader w:val="false"/>
+          <w:tblHeader w:val="off"/>
         </w:trPr>
         <w:tc>
           <w:tcPr>
@@ -1553,7 +1553,7 @@
       </w:tr>
       <w:tr>
         <w:trPr>
-          <w:tblHeader w:val="false"/>
+          <w:tblHeader w:val="off"/>
         </w:trPr>
         <w:tc>
           <w:tcPr>
@@ -1611,7 +1611,7 @@
                 <w:sz w:val="16"/>
                 <w:szCs w:val="16"/>
               </w:rPr>
-              <w:t xml:space="preserve">Кирпич керамический полнотелый М-150 1НФ (ЛСР / Витебск)</w:t>
+              <w:t xml:space="preserve">Кирпич печной облицовочный полнотелый ЛСР М-400, красный, 1НФ</w:t>
             </w:r>
           </w:p>
         </w:tc>
@@ -1671,7 +1671,7 @@
                 <w:sz w:val="16"/>
                 <w:szCs w:val="16"/>
               </w:rPr>
-              <w:t xml:space="preserve">30</w:t>
+              <w:t xml:space="preserve">75,90</w:t>
             </w:r>
           </w:p>
         </w:tc>
@@ -1701,7 +1701,7 @@
                 <w:sz w:val="16"/>
                 <w:szCs w:val="16"/>
               </w:rPr>
-              <w:t xml:space="preserve">28 500</w:t>
+              <w:t xml:space="preserve">72 105</w:t>
             </w:r>
           </w:p>
         </w:tc>
@@ -1731,7 +1731,7 @@
                 <w:sz w:val="16"/>
                 <w:szCs w:val="16"/>
               </w:rPr>
-              <w:t xml:space="preserve">ЛСР «Строительные материалы» (sm.lsr.ru/spb)</w:t>
+              <w:t xml:space="preserve">Кирпичник / СнабЦентр (kirpi4nik.com) — склад СПб, поддон 256 шт.</w:t>
             </w:r>
           </w:p>
         </w:tc>
@@ -1761,7 +1761,7 @@
                 <w:sz w:val="16"/>
                 <w:szCs w:val="16"/>
               </w:rPr>
-              <w:t xml:space="preserve">Петрович (petrovich.ru); «Сатурн» (spb.saturn.net); Кирпичики (kirpi4iki.ru)</w:t>
+              <w:t xml:space="preserve">Петрович (petrovich.ru) (102,90 ₽); ТД ВИМОС (vimos.ru) (103 ₽); Печной центр «Выбор и Качество» (kaminspb.ru, svt.club) (105 ₽)</w:t>
             </w:r>
           </w:p>
         </w:tc>
@@ -1798,7 +1798,7 @@
       </w:tr>
       <w:tr>
         <w:trPr>
-          <w:tblHeader w:val="false"/>
+          <w:tblHeader w:val="off"/>
         </w:trPr>
         <w:tc>
           <w:tcPr>
@@ -1946,7 +1946,7 @@
                 <w:sz w:val="16"/>
                 <w:szCs w:val="16"/>
               </w:rPr>
-              <w:t xml:space="preserve">21 600</w:t>
+              <w:t xml:space="preserve">21 600</w:t>
             </w:r>
           </w:p>
         </w:tc>
@@ -2043,7 +2043,7 @@
       </w:tr>
       <w:tr>
         <w:trPr>
-          <w:tblHeader w:val="false"/>
+          <w:tblHeader w:val="off"/>
         </w:trPr>
         <w:tc>
           <w:tcPr>
@@ -2161,7 +2161,7 @@
                 <w:sz w:val="16"/>
                 <w:szCs w:val="16"/>
               </w:rPr>
-              <w:t xml:space="preserve">1 872</w:t>
+              <w:t xml:space="preserve">1 872</w:t>
             </w:r>
           </w:p>
         </w:tc>
@@ -2191,7 +2191,7 @@
                 <w:sz w:val="16"/>
                 <w:szCs w:val="16"/>
               </w:rPr>
-              <w:t xml:space="preserve">5 616</w:t>
+              <w:t xml:space="preserve">5 616</w:t>
             </w:r>
           </w:p>
         </w:tc>
@@ -2251,7 +2251,7 @@
                 <w:sz w:val="16"/>
                 <w:szCs w:val="16"/>
               </w:rPr>
-              <w:t xml:space="preserve">Кирпичики (kirpi4iki.ru) (уточнить ША-188); Печной центр «Выбор и Качество» (svt.club)</w:t>
+              <w:t xml:space="preserve">Кирпичики (kirpi4iki.ru) (уточнить ША-188); Печной центр «Выбор и Качество» (kaminspb.ru, svt.club)</w:t>
             </w:r>
           </w:p>
         </w:tc>
@@ -2288,7 +2288,7 @@
       </w:tr>
       <w:tr>
         <w:trPr>
-          <w:tblHeader w:val="false"/>
+          <w:tblHeader w:val="off"/>
         </w:trPr>
         <w:tc>
           <w:tcPr>
@@ -2436,7 +2436,7 @@
                 <w:sz w:val="16"/>
                 <w:szCs w:val="16"/>
               </w:rPr>
-              <w:t xml:space="preserve">2 640</w:t>
+              <w:t xml:space="preserve">2 640</w:t>
             </w:r>
           </w:p>
         </w:tc>
@@ -2533,7 +2533,7 @@
       </w:tr>
       <w:tr>
         <w:trPr>
-          <w:tblHeader w:val="false"/>
+          <w:tblHeader w:val="off"/>
         </w:trPr>
         <w:tc>
           <w:tcPr>
@@ -2681,7 +2681,7 @@
                 <w:sz w:val="16"/>
                 <w:szCs w:val="16"/>
               </w:rPr>
-              <w:t xml:space="preserve">5 160</w:t>
+              <w:t xml:space="preserve">5 160</w:t>
             </w:r>
           </w:p>
         </w:tc>
@@ -2741,7 +2741,7 @@
                 <w:sz w:val="16"/>
                 <w:szCs w:val="16"/>
               </w:rPr>
-              <w:t xml:space="preserve">Печной центр «Выбор и Качество» (svt.club) (420 ₽); «Клавка Групп» (kirpich-lavka.ru); Кирпичики (kirpi4iki.ru)</w:t>
+              <w:t xml:space="preserve">Печной центр «Выбор и Качество» (kaminspb.ru, svt.club) (420 ₽); «Клавка Групп» (kirpich-lavka.ru); Кирпичики (kirpi4iki.ru)</w:t>
             </w:r>
           </w:p>
         </w:tc>
@@ -2778,7 +2778,7 @@
       </w:tr>
       <w:tr>
         <w:trPr>
-          <w:tblHeader w:val="false"/>
+          <w:tblHeader w:val="off"/>
         </w:trPr>
         <w:tc>
           <w:tcPr>
@@ -3023,7 +3023,7 @@
       </w:tr>
       <w:tr>
         <w:trPr>
-          <w:tblHeader w:val="false"/>
+          <w:tblHeader w:val="off"/>
         </w:trPr>
         <w:tc>
           <w:tcPr>
@@ -3268,7 +3268,7 @@
       </w:tr>
       <w:tr>
         <w:trPr>
-          <w:tblHeader w:val="false"/>
+          <w:tblHeader w:val="off"/>
         </w:trPr>
         <w:tc>
           <w:tcPr>
@@ -3416,7 +3416,7 @@
                 <w:sz w:val="16"/>
                 <w:szCs w:val="16"/>
               </w:rPr>
-              <w:t xml:space="preserve">1 320</w:t>
+              <w:t xml:space="preserve">1 320</w:t>
             </w:r>
           </w:p>
         </w:tc>
@@ -3513,7 +3513,7 @@
       </w:tr>
       <w:tr>
         <w:trPr>
-          <w:tblHeader w:val="false"/>
+          <w:tblHeader w:val="off"/>
         </w:trPr>
         <w:tc>
           <w:tcPr>
@@ -3758,7 +3758,7 @@
       </w:tr>
       <w:tr>
         <w:trPr>
-          <w:tblHeader w:val="false"/>
+          <w:tblHeader w:val="off"/>
         </w:trPr>
         <w:tc>
           <w:tcPr>
@@ -3911,7 +3911,7 @@
                 <w:sz w:val="16"/>
                 <w:szCs w:val="16"/>
               </w:rPr>
-              <w:t xml:space="preserve">66 896</w:t>
+              <w:t xml:space="preserve">110 501</w:t>
             </w:r>
           </w:p>
         </w:tc>
@@ -4011,7 +4011,7 @@
       </w:tr>
       <w:tr>
         <w:trPr>
-          <w:tblHeader w:val="false"/>
+          <w:tblHeader w:val="off"/>
         </w:trPr>
         <w:tc>
           <w:tcPr>
@@ -4264,7 +4264,7 @@
       </w:tr>
       <w:tr>
         <w:trPr>
-          <w:tblHeader w:val="false"/>
+          <w:tblHeader w:val="off"/>
         </w:trPr>
         <w:tc>
           <w:tcPr>
@@ -4382,7 +4382,7 @@
                 <w:sz w:val="16"/>
                 <w:szCs w:val="16"/>
               </w:rPr>
-              <w:t xml:space="preserve">17 000</w:t>
+              <w:t xml:space="preserve">17 000</w:t>
             </w:r>
           </w:p>
         </w:tc>
@@ -4412,7 +4412,7 @@
                 <w:sz w:val="16"/>
                 <w:szCs w:val="16"/>
               </w:rPr>
-              <w:t xml:space="preserve">17 000</w:t>
+              <w:t xml:space="preserve">17 000</w:t>
             </w:r>
           </w:p>
         </w:tc>
@@ -4509,7 +4509,7 @@
       </w:tr>
       <w:tr>
         <w:trPr>
-          <w:tblHeader w:val="false"/>
+          <w:tblHeader w:val="off"/>
         </w:trPr>
         <w:tc>
           <w:tcPr>
@@ -4627,7 +4627,7 @@
                 <w:sz w:val="16"/>
                 <w:szCs w:val="16"/>
               </w:rPr>
-              <w:t xml:space="preserve">5 200</w:t>
+              <w:t xml:space="preserve">5 200</w:t>
             </w:r>
           </w:p>
         </w:tc>
@@ -4657,7 +4657,7 @@
                 <w:sz w:val="16"/>
                 <w:szCs w:val="16"/>
               </w:rPr>
-              <w:t xml:space="preserve">5 200</w:t>
+              <w:t xml:space="preserve">5 200</w:t>
             </w:r>
           </w:p>
         </w:tc>
@@ -4754,7 +4754,7 @@
       </w:tr>
       <w:tr>
         <w:trPr>
-          <w:tblHeader w:val="false"/>
+          <w:tblHeader w:val="off"/>
         </w:trPr>
         <w:tc>
           <w:tcPr>
@@ -4872,7 +4872,7 @@
                 <w:sz w:val="16"/>
                 <w:szCs w:val="16"/>
               </w:rPr>
-              <w:t xml:space="preserve">1 300</w:t>
+              <w:t xml:space="preserve">1 300</w:t>
             </w:r>
           </w:p>
         </w:tc>
@@ -4902,7 +4902,7 @@
                 <w:sz w:val="16"/>
                 <w:szCs w:val="16"/>
               </w:rPr>
-              <w:t xml:space="preserve">3 900</w:t>
+              <w:t xml:space="preserve">3 900</w:t>
             </w:r>
           </w:p>
         </w:tc>
@@ -4999,7 +4999,7 @@
       </w:tr>
       <w:tr>
         <w:trPr>
-          <w:tblHeader w:val="false"/>
+          <w:tblHeader w:val="off"/>
         </w:trPr>
         <w:tc>
           <w:tcPr>
@@ -5117,7 +5117,7 @@
                 <w:sz w:val="16"/>
                 <w:szCs w:val="16"/>
               </w:rPr>
-              <w:t xml:space="preserve">1 200</w:t>
+              <w:t xml:space="preserve">1 200</w:t>
             </w:r>
           </w:p>
         </w:tc>
@@ -5147,7 +5147,7 @@
                 <w:sz w:val="16"/>
                 <w:szCs w:val="16"/>
               </w:rPr>
-              <w:t xml:space="preserve">1 200</w:t>
+              <w:t xml:space="preserve">1 200</w:t>
             </w:r>
           </w:p>
         </w:tc>
@@ -5244,7 +5244,7 @@
       </w:tr>
       <w:tr>
         <w:trPr>
-          <w:tblHeader w:val="false"/>
+          <w:tblHeader w:val="off"/>
         </w:trPr>
         <w:tc>
           <w:tcPr>
@@ -5392,7 +5392,7 @@
                 <w:sz w:val="16"/>
                 <w:szCs w:val="16"/>
               </w:rPr>
-              <w:t xml:space="preserve">1 800</w:t>
+              <w:t xml:space="preserve">1 800</w:t>
             </w:r>
           </w:p>
         </w:tc>
@@ -5489,7 +5489,7 @@
       </w:tr>
       <w:tr>
         <w:trPr>
-          <w:tblHeader w:val="false"/>
+          <w:tblHeader w:val="off"/>
         </w:trPr>
         <w:tc>
           <w:tcPr>
@@ -5607,7 +5607,7 @@
                 <w:sz w:val="16"/>
                 <w:szCs w:val="16"/>
               </w:rPr>
-              <w:t xml:space="preserve">16 500</w:t>
+              <w:t xml:space="preserve">16 500</w:t>
             </w:r>
           </w:p>
         </w:tc>
@@ -5637,7 +5637,7 @@
                 <w:sz w:val="16"/>
                 <w:szCs w:val="16"/>
               </w:rPr>
-              <w:t xml:space="preserve">16 500</w:t>
+              <w:t xml:space="preserve">16 500</w:t>
             </w:r>
           </w:p>
         </w:tc>
@@ -5734,7 +5734,7 @@
       </w:tr>
       <w:tr>
         <w:trPr>
-          <w:tblHeader w:val="false"/>
+          <w:tblHeader w:val="off"/>
         </w:trPr>
         <w:tc>
           <w:tcPr>
@@ -5887,7 +5887,7 @@
                 <w:sz w:val="16"/>
                 <w:szCs w:val="16"/>
               </w:rPr>
-              <w:t xml:space="preserve">45 600</w:t>
+              <w:t xml:space="preserve">45 600</w:t>
             </w:r>
           </w:p>
         </w:tc>
@@ -5987,7 +5987,7 @@
       </w:tr>
       <w:tr>
         <w:trPr>
-          <w:tblHeader w:val="false"/>
+          <w:tblHeader w:val="off"/>
         </w:trPr>
         <w:tc>
           <w:tcPr>
@@ -6140,7 +6140,7 @@
                 <w:sz w:val="16"/>
                 <w:szCs w:val="16"/>
               </w:rPr>
-              <w:t xml:space="preserve">112 496</w:t>
+              <w:t xml:space="preserve">156 101</w:t>
             </w:r>
           </w:p>
         </w:tc>
@@ -6240,7 +6240,7 @@
       </w:tr>
       <w:tr>
         <w:trPr>
-          <w:tblHeader w:val="false"/>
+          <w:tblHeader w:val="off"/>
         </w:trPr>
         <w:tc>
           <w:tcPr>
@@ -6388,7 +6388,7 @@
                 <w:sz w:val="16"/>
                 <w:szCs w:val="16"/>
               </w:rPr>
-              <w:t xml:space="preserve">10 000</w:t>
+              <w:t xml:space="preserve">10 000</w:t>
             </w:r>
           </w:p>
         </w:tc>
@@ -6485,7 +6485,7 @@
       </w:tr>
       <w:tr>
         <w:trPr>
-          <w:tblHeader w:val="false"/>
+          <w:tblHeader w:val="off"/>
         </w:trPr>
         <w:tc>
           <w:tcPr>
@@ -6633,7 +6633,7 @@
                 <w:sz w:val="16"/>
                 <w:szCs w:val="16"/>
               </w:rPr>
-              <w:t xml:space="preserve">106 000</w:t>
+              <w:t xml:space="preserve">106 000</w:t>
             </w:r>
           </w:p>
         </w:tc>
@@ -6730,7 +6730,7 @@
       </w:tr>
       <w:tr>
         <w:trPr>
-          <w:tblHeader w:val="false"/>
+          <w:tblHeader w:val="off"/>
         </w:trPr>
         <w:tc>
           <w:tcPr>
@@ -6883,7 +6883,7 @@
                 <w:sz w:val="16"/>
                 <w:szCs w:val="16"/>
               </w:rPr>
-              <w:t xml:space="preserve">228 496</w:t>
+              <w:t xml:space="preserve">272 101</w:t>
             </w:r>
           </w:p>
         </w:tc>
@@ -7294,7 +7294,7 @@
       </w:tr>
       <w:tr>
         <w:trPr>
-          <w:tblHeader w:val="false"/>
+          <w:tblHeader w:val="off"/>
         </w:trPr>
         <w:tc>
           <w:tcPr>
@@ -7547,7 +7547,7 @@
       </w:tr>
       <w:tr>
         <w:trPr>
-          <w:tblHeader w:val="false"/>
+          <w:tblHeader w:val="off"/>
         </w:trPr>
         <w:tc>
           <w:tcPr>
@@ -7605,7 +7605,7 @@
                 <w:sz w:val="16"/>
                 <w:szCs w:val="16"/>
               </w:rPr>
-              <w:t xml:space="preserve">Кирпич керамический полнотелый М-150 1НФ (ЛСР / Витебск)</w:t>
+              <w:t xml:space="preserve">Кирпич печной облицовочный полнотелый ЛСР М-400, красный, 1НФ</w:t>
             </w:r>
           </w:p>
         </w:tc>
@@ -7665,7 +7665,7 @@
                 <w:sz w:val="16"/>
                 <w:szCs w:val="16"/>
               </w:rPr>
-              <w:t xml:space="preserve">30</w:t>
+              <w:t xml:space="preserve">75,90</w:t>
             </w:r>
           </w:p>
         </w:tc>
@@ -7695,7 +7695,7 @@
                 <w:sz w:val="16"/>
                 <w:szCs w:val="16"/>
               </w:rPr>
-              <w:t xml:space="preserve">28 500</w:t>
+              <w:t xml:space="preserve">72 105</w:t>
             </w:r>
           </w:p>
         </w:tc>
@@ -7725,7 +7725,7 @@
                 <w:sz w:val="16"/>
                 <w:szCs w:val="16"/>
               </w:rPr>
-              <w:t xml:space="preserve">ЛСР «Строительные материалы» (sm.lsr.ru/spb)</w:t>
+              <w:t xml:space="preserve">Кирпичник / СнабЦентр (kirpi4nik.com) — склад СПб, поддон 256 шт.</w:t>
             </w:r>
           </w:p>
         </w:tc>
@@ -7755,7 +7755,7 @@
                 <w:sz w:val="16"/>
                 <w:szCs w:val="16"/>
               </w:rPr>
-              <w:t xml:space="preserve">Петрович (petrovich.ru); «Сатурн» (spb.saturn.net); Кирпичики (kirpi4iki.ru)</w:t>
+              <w:t xml:space="preserve">Петрович (petrovich.ru) (102,90 ₽); ТД ВИМОС (vimos.ru) (103 ₽); Печной центр «Выбор и Качество» (kaminspb.ru, svt.club) (105 ₽)</w:t>
             </w:r>
           </w:p>
         </w:tc>
@@ -7792,7 +7792,7 @@
       </w:tr>
       <w:tr>
         <w:trPr>
-          <w:tblHeader w:val="false"/>
+          <w:tblHeader w:val="off"/>
         </w:trPr>
         <w:tc>
           <w:tcPr>
@@ -7940,7 +7940,7 @@
                 <w:sz w:val="16"/>
                 <w:szCs w:val="16"/>
               </w:rPr>
-              <w:t xml:space="preserve">21 600</w:t>
+              <w:t xml:space="preserve">21 600</w:t>
             </w:r>
           </w:p>
         </w:tc>
@@ -8037,7 +8037,7 @@
       </w:tr>
       <w:tr>
         <w:trPr>
-          <w:tblHeader w:val="false"/>
+          <w:tblHeader w:val="off"/>
         </w:trPr>
         <w:tc>
           <w:tcPr>
@@ -8155,7 +8155,7 @@
                 <w:sz w:val="16"/>
                 <w:szCs w:val="16"/>
               </w:rPr>
-              <w:t xml:space="preserve">1 872</w:t>
+              <w:t xml:space="preserve">1 872</w:t>
             </w:r>
           </w:p>
         </w:tc>
@@ -8185,7 +8185,7 @@
                 <w:sz w:val="16"/>
                 <w:szCs w:val="16"/>
               </w:rPr>
-              <w:t xml:space="preserve">5 616</w:t>
+              <w:t xml:space="preserve">5 616</w:t>
             </w:r>
           </w:p>
         </w:tc>
@@ -8245,7 +8245,7 @@
                 <w:sz w:val="16"/>
                 <w:szCs w:val="16"/>
               </w:rPr>
-              <w:t xml:space="preserve">Кирпичики (kirpi4iki.ru) (уточнить ША-188); Печной центр «Выбор и Качество» (svt.club)</w:t>
+              <w:t xml:space="preserve">Кирпичики (kirpi4iki.ru) (уточнить ША-188); Печной центр «Выбор и Качество» (kaminspb.ru, svt.club)</w:t>
             </w:r>
           </w:p>
         </w:tc>
@@ -8282,7 +8282,7 @@
       </w:tr>
       <w:tr>
         <w:trPr>
-          <w:tblHeader w:val="false"/>
+          <w:tblHeader w:val="off"/>
         </w:trPr>
         <w:tc>
           <w:tcPr>
@@ -8430,7 +8430,7 @@
                 <w:sz w:val="16"/>
                 <w:szCs w:val="16"/>
               </w:rPr>
-              <w:t xml:space="preserve">2 640</w:t>
+              <w:t xml:space="preserve">2 640</w:t>
             </w:r>
           </w:p>
         </w:tc>
@@ -8527,7 +8527,7 @@
       </w:tr>
       <w:tr>
         <w:trPr>
-          <w:tblHeader w:val="false"/>
+          <w:tblHeader w:val="off"/>
         </w:trPr>
         <w:tc>
           <w:tcPr>
@@ -8675,7 +8675,7 @@
                 <w:sz w:val="16"/>
                 <w:szCs w:val="16"/>
               </w:rPr>
-              <w:t xml:space="preserve">5 160</w:t>
+              <w:t xml:space="preserve">5 160</w:t>
             </w:r>
           </w:p>
         </w:tc>
@@ -8735,7 +8735,7 @@
                 <w:sz w:val="16"/>
                 <w:szCs w:val="16"/>
               </w:rPr>
-              <w:t xml:space="preserve">Печной центр «Выбор и Качество» (svt.club) (420 ₽); «Клавка Групп» (kirpich-lavka.ru); Кирпичики (kirpi4iki.ru)</w:t>
+              <w:t xml:space="preserve">Печной центр «Выбор и Качество» (kaminspb.ru, svt.club) (420 ₽); «Клавка Групп» (kirpich-lavka.ru); Кирпичики (kirpi4iki.ru)</w:t>
             </w:r>
           </w:p>
         </w:tc>
@@ -8772,7 +8772,7 @@
       </w:tr>
       <w:tr>
         <w:trPr>
-          <w:tblHeader w:val="false"/>
+          <w:tblHeader w:val="off"/>
         </w:trPr>
         <w:tc>
           <w:tcPr>
@@ -9017,7 +9017,7 @@
       </w:tr>
       <w:tr>
         <w:trPr>
-          <w:tblHeader w:val="false"/>
+          <w:tblHeader w:val="off"/>
         </w:trPr>
         <w:tc>
           <w:tcPr>
@@ -9262,7 +9262,7 @@
       </w:tr>
       <w:tr>
         <w:trPr>
-          <w:tblHeader w:val="false"/>
+          <w:tblHeader w:val="off"/>
         </w:trPr>
         <w:tc>
           <w:tcPr>
@@ -9410,7 +9410,7 @@
                 <w:sz w:val="16"/>
                 <w:szCs w:val="16"/>
               </w:rPr>
-              <w:t xml:space="preserve">1 320</w:t>
+              <w:t xml:space="preserve">1 320</w:t>
             </w:r>
           </w:p>
         </w:tc>
@@ -9507,7 +9507,7 @@
       </w:tr>
       <w:tr>
         <w:trPr>
-          <w:tblHeader w:val="false"/>
+          <w:tblHeader w:val="off"/>
         </w:trPr>
         <w:tc>
           <w:tcPr>
@@ -9752,7 +9752,7 @@
       </w:tr>
       <w:tr>
         <w:trPr>
-          <w:tblHeader w:val="false"/>
+          <w:tblHeader w:val="off"/>
         </w:trPr>
         <w:tc>
           <w:tcPr>
@@ -9905,7 +9905,7 @@
                 <w:sz w:val="16"/>
                 <w:szCs w:val="16"/>
               </w:rPr>
-              <w:t xml:space="preserve">66 896</w:t>
+              <w:t xml:space="preserve">110 501</w:t>
             </w:r>
           </w:p>
         </w:tc>
@@ -10005,7 +10005,7 @@
       </w:tr>
       <w:tr>
         <w:trPr>
-          <w:tblHeader w:val="false"/>
+          <w:tblHeader w:val="off"/>
         </w:trPr>
         <w:tc>
           <w:tcPr>
@@ -10258,7 +10258,7 @@
       </w:tr>
       <w:tr>
         <w:trPr>
-          <w:tblHeader w:val="false"/>
+          <w:tblHeader w:val="off"/>
         </w:trPr>
         <w:tc>
           <w:tcPr>
@@ -10376,7 +10376,7 @@
                 <w:sz w:val="16"/>
                 <w:szCs w:val="16"/>
               </w:rPr>
-              <w:t xml:space="preserve">4 200</w:t>
+              <w:t xml:space="preserve">4 200</w:t>
             </w:r>
           </w:p>
         </w:tc>
@@ -10406,7 +10406,7 @@
                 <w:sz w:val="16"/>
                 <w:szCs w:val="16"/>
               </w:rPr>
-              <w:t xml:space="preserve">4 200</w:t>
+              <w:t xml:space="preserve">4 200</w:t>
             </w:r>
           </w:p>
         </w:tc>
@@ -10503,7 +10503,7 @@
       </w:tr>
       <w:tr>
         <w:trPr>
-          <w:tblHeader w:val="false"/>
+          <w:tblHeader w:val="off"/>
         </w:trPr>
         <w:tc>
           <w:tcPr>
@@ -10621,7 +10621,7 @@
                 <w:sz w:val="16"/>
                 <w:szCs w:val="16"/>
               </w:rPr>
-              <w:t xml:space="preserve">2 000</w:t>
+              <w:t xml:space="preserve">2 000</w:t>
             </w:r>
           </w:p>
         </w:tc>
@@ -10651,7 +10651,7 @@
                 <w:sz w:val="16"/>
                 <w:szCs w:val="16"/>
               </w:rPr>
-              <w:t xml:space="preserve">2 000</w:t>
+              <w:t xml:space="preserve">2 000</w:t>
             </w:r>
           </w:p>
         </w:tc>
@@ -10748,7 +10748,7 @@
       </w:tr>
       <w:tr>
         <w:trPr>
-          <w:tblHeader w:val="false"/>
+          <w:tblHeader w:val="off"/>
         </w:trPr>
         <w:tc>
           <w:tcPr>
@@ -10866,7 +10866,7 @@
                 <w:sz w:val="16"/>
                 <w:szCs w:val="16"/>
               </w:rPr>
-              <w:t xml:space="preserve">1 300</w:t>
+              <w:t xml:space="preserve">1 300</w:t>
             </w:r>
           </w:p>
         </w:tc>
@@ -10896,7 +10896,7 @@
                 <w:sz w:val="16"/>
                 <w:szCs w:val="16"/>
               </w:rPr>
-              <w:t xml:space="preserve">3 900</w:t>
+              <w:t xml:space="preserve">3 900</w:t>
             </w:r>
           </w:p>
         </w:tc>
@@ -10993,7 +10993,7 @@
       </w:tr>
       <w:tr>
         <w:trPr>
-          <w:tblHeader w:val="false"/>
+          <w:tblHeader w:val="off"/>
         </w:trPr>
         <w:tc>
           <w:tcPr>
@@ -11111,7 +11111,7 @@
                 <w:sz w:val="16"/>
                 <w:szCs w:val="16"/>
               </w:rPr>
-              <w:t xml:space="preserve">1 200</w:t>
+              <w:t xml:space="preserve">1 200</w:t>
             </w:r>
           </w:p>
         </w:tc>
@@ -11141,7 +11141,7 @@
                 <w:sz w:val="16"/>
                 <w:szCs w:val="16"/>
               </w:rPr>
-              <w:t xml:space="preserve">1 200</w:t>
+              <w:t xml:space="preserve">1 200</w:t>
             </w:r>
           </w:p>
         </w:tc>
@@ -11238,7 +11238,7 @@
       </w:tr>
       <w:tr>
         <w:trPr>
-          <w:tblHeader w:val="false"/>
+          <w:tblHeader w:val="off"/>
         </w:trPr>
         <w:tc>
           <w:tcPr>
@@ -11386,7 +11386,7 @@
                 <w:sz w:val="16"/>
                 <w:szCs w:val="16"/>
               </w:rPr>
-              <w:t xml:space="preserve">1 800</w:t>
+              <w:t xml:space="preserve">1 800</w:t>
             </w:r>
           </w:p>
         </w:tc>
@@ -11483,7 +11483,7 @@
       </w:tr>
       <w:tr>
         <w:trPr>
-          <w:tblHeader w:val="false"/>
+          <w:tblHeader w:val="off"/>
         </w:trPr>
         <w:tc>
           <w:tcPr>
@@ -11601,7 +11601,7 @@
                 <w:sz w:val="16"/>
                 <w:szCs w:val="16"/>
               </w:rPr>
-              <w:t xml:space="preserve">9 500</w:t>
+              <w:t xml:space="preserve">9 500</w:t>
             </w:r>
           </w:p>
         </w:tc>
@@ -11631,7 +11631,7 @@
                 <w:sz w:val="16"/>
                 <w:szCs w:val="16"/>
               </w:rPr>
-              <w:t xml:space="preserve">9 500</w:t>
+              <w:t xml:space="preserve">9 500</w:t>
             </w:r>
           </w:p>
         </w:tc>
@@ -11728,7 +11728,7 @@
       </w:tr>
       <w:tr>
         <w:trPr>
-          <w:tblHeader w:val="false"/>
+          <w:tblHeader w:val="off"/>
         </w:trPr>
         <w:tc>
           <w:tcPr>
@@ -11881,7 +11881,7 @@
                 <w:sz w:val="16"/>
                 <w:szCs w:val="16"/>
               </w:rPr>
-              <w:t xml:space="preserve">22 600</w:t>
+              <w:t xml:space="preserve">22 600</w:t>
             </w:r>
           </w:p>
         </w:tc>
@@ -11981,7 +11981,7 @@
       </w:tr>
       <w:tr>
         <w:trPr>
-          <w:tblHeader w:val="false"/>
+          <w:tblHeader w:val="off"/>
         </w:trPr>
         <w:tc>
           <w:tcPr>
@@ -12134,7 +12134,7 @@
                 <w:sz w:val="16"/>
                 <w:szCs w:val="16"/>
               </w:rPr>
-              <w:t xml:space="preserve">89 496</w:t>
+              <w:t xml:space="preserve">133 101</w:t>
             </w:r>
           </w:p>
         </w:tc>
@@ -12234,7 +12234,7 @@
       </w:tr>
       <w:tr>
         <w:trPr>
-          <w:tblHeader w:val="false"/>
+          <w:tblHeader w:val="off"/>
         </w:trPr>
         <w:tc>
           <w:tcPr>
@@ -12382,7 +12382,7 @@
                 <w:sz w:val="16"/>
                 <w:szCs w:val="16"/>
               </w:rPr>
-              <w:t xml:space="preserve">10 000</w:t>
+              <w:t xml:space="preserve">10 000</w:t>
             </w:r>
           </w:p>
         </w:tc>
@@ -12479,7 +12479,7 @@
       </w:tr>
       <w:tr>
         <w:trPr>
-          <w:tblHeader w:val="false"/>
+          <w:tblHeader w:val="off"/>
         </w:trPr>
         <w:tc>
           <w:tcPr>
@@ -12627,7 +12627,7 @@
                 <w:sz w:val="16"/>
                 <w:szCs w:val="16"/>
               </w:rPr>
-              <w:t xml:space="preserve">106 000</w:t>
+              <w:t xml:space="preserve">106 000</w:t>
             </w:r>
           </w:p>
         </w:tc>
@@ -12724,7 +12724,7 @@
       </w:tr>
       <w:tr>
         <w:trPr>
-          <w:tblHeader w:val="false"/>
+          <w:tblHeader w:val="off"/>
         </w:trPr>
         <w:tc>
           <w:tcPr>
@@ -12877,7 +12877,7 @@
                 <w:sz w:val="16"/>
                 <w:szCs w:val="16"/>
               </w:rPr>
-              <w:t xml:space="preserve">205 496</w:t>
+              <w:t xml:space="preserve">249 101</w:t>
             </w:r>
           </w:p>
         </w:tc>
@@ -13288,7 +13288,7 @@
       </w:tr>
       <w:tr>
         <w:trPr>
-          <w:tblHeader w:val="false"/>
+          <w:tblHeader w:val="off"/>
         </w:trPr>
         <w:tc>
           <w:tcPr>
@@ -13541,7 +13541,7 @@
       </w:tr>
       <w:tr>
         <w:trPr>
-          <w:tblHeader w:val="false"/>
+          <w:tblHeader w:val="off"/>
         </w:trPr>
         <w:tc>
           <w:tcPr>
@@ -13599,7 +13599,7 @@
                 <w:sz w:val="16"/>
                 <w:szCs w:val="16"/>
               </w:rPr>
-              <w:t xml:space="preserve">Кирпич керамический полнотелый М-150 1НФ (ЛСР / Витебск)</w:t>
+              <w:t xml:space="preserve">Кирпич печной облицовочный полнотелый ЛСР М-400, красный, 1НФ</w:t>
             </w:r>
           </w:p>
         </w:tc>
@@ -13659,7 +13659,7 @@
                 <w:sz w:val="16"/>
                 <w:szCs w:val="16"/>
               </w:rPr>
-              <w:t xml:space="preserve">30</w:t>
+              <w:t xml:space="preserve">75,90</w:t>
             </w:r>
           </w:p>
         </w:tc>
@@ -13689,7 +13689,7 @@
                 <w:sz w:val="16"/>
                 <w:szCs w:val="16"/>
               </w:rPr>
-              <w:t xml:space="preserve">28 500</w:t>
+              <w:t xml:space="preserve">72 105</w:t>
             </w:r>
           </w:p>
         </w:tc>
@@ -13719,7 +13719,7 @@
                 <w:sz w:val="16"/>
                 <w:szCs w:val="16"/>
               </w:rPr>
-              <w:t xml:space="preserve">ЛСР «Строительные материалы» (sm.lsr.ru/spb)</w:t>
+              <w:t xml:space="preserve">Кирпичник / СнабЦентр (kirpi4nik.com) — склад СПб, поддон 256 шт.</w:t>
             </w:r>
           </w:p>
         </w:tc>
@@ -13749,7 +13749,7 @@
                 <w:sz w:val="16"/>
                 <w:szCs w:val="16"/>
               </w:rPr>
-              <w:t xml:space="preserve">Петрович (petrovich.ru); «Сатурн» (spb.saturn.net); Кирпичики (kirpi4iki.ru)</w:t>
+              <w:t xml:space="preserve">Петрович (petrovich.ru) (102,90 ₽); ТД ВИМОС (vimos.ru) (103 ₽); Печной центр «Выбор и Качество» (kaminspb.ru, svt.club) (105 ₽)</w:t>
             </w:r>
           </w:p>
         </w:tc>
@@ -13786,7 +13786,7 @@
       </w:tr>
       <w:tr>
         <w:trPr>
-          <w:tblHeader w:val="false"/>
+          <w:tblHeader w:val="off"/>
         </w:trPr>
         <w:tc>
           <w:tcPr>
@@ -13934,7 +13934,7 @@
                 <w:sz w:val="16"/>
                 <w:szCs w:val="16"/>
               </w:rPr>
-              <w:t xml:space="preserve">21 600</w:t>
+              <w:t xml:space="preserve">21 600</w:t>
             </w:r>
           </w:p>
         </w:tc>
@@ -14031,7 +14031,7 @@
       </w:tr>
       <w:tr>
         <w:trPr>
-          <w:tblHeader w:val="false"/>
+          <w:tblHeader w:val="off"/>
         </w:trPr>
         <w:tc>
           <w:tcPr>
@@ -14149,7 +14149,7 @@
                 <w:sz w:val="16"/>
                 <w:szCs w:val="16"/>
               </w:rPr>
-              <w:t xml:space="preserve">1 872</w:t>
+              <w:t xml:space="preserve">1 872</w:t>
             </w:r>
           </w:p>
         </w:tc>
@@ -14179,7 +14179,7 @@
                 <w:sz w:val="16"/>
                 <w:szCs w:val="16"/>
               </w:rPr>
-              <w:t xml:space="preserve">5 616</w:t>
+              <w:t xml:space="preserve">5 616</w:t>
             </w:r>
           </w:p>
         </w:tc>
@@ -14239,7 +14239,7 @@
                 <w:sz w:val="16"/>
                 <w:szCs w:val="16"/>
               </w:rPr>
-              <w:t xml:space="preserve">Кирпичики (kirpi4iki.ru) (уточнить ША-188); Печной центр «Выбор и Качество» (svt.club)</w:t>
+              <w:t xml:space="preserve">Кирпичики (kirpi4iki.ru) (уточнить ША-188); Печной центр «Выбор и Качество» (kaminspb.ru, svt.club)</w:t>
             </w:r>
           </w:p>
         </w:tc>
@@ -14276,7 +14276,7 @@
       </w:tr>
       <w:tr>
         <w:trPr>
-          <w:tblHeader w:val="false"/>
+          <w:tblHeader w:val="off"/>
         </w:trPr>
         <w:tc>
           <w:tcPr>
@@ -14424,7 +14424,7 @@
                 <w:sz w:val="16"/>
                 <w:szCs w:val="16"/>
               </w:rPr>
-              <w:t xml:space="preserve">2 640</w:t>
+              <w:t xml:space="preserve">2 640</w:t>
             </w:r>
           </w:p>
         </w:tc>
@@ -14521,7 +14521,7 @@
       </w:tr>
       <w:tr>
         <w:trPr>
-          <w:tblHeader w:val="false"/>
+          <w:tblHeader w:val="off"/>
         </w:trPr>
         <w:tc>
           <w:tcPr>
@@ -14669,7 +14669,7 @@
                 <w:sz w:val="16"/>
                 <w:szCs w:val="16"/>
               </w:rPr>
-              <w:t xml:space="preserve">5 160</w:t>
+              <w:t xml:space="preserve">5 160</w:t>
             </w:r>
           </w:p>
         </w:tc>
@@ -14729,7 +14729,7 @@
                 <w:sz w:val="16"/>
                 <w:szCs w:val="16"/>
               </w:rPr>
-              <w:t xml:space="preserve">Печной центр «Выбор и Качество» (svt.club) (420 ₽); «Клавка Групп» (kirpich-lavka.ru); Кирпичики (kirpi4iki.ru)</w:t>
+              <w:t xml:space="preserve">Печной центр «Выбор и Качество» (kaminspb.ru, svt.club) (420 ₽); «Клавка Групп» (kirpich-lavka.ru); Кирпичики (kirpi4iki.ru)</w:t>
             </w:r>
           </w:p>
         </w:tc>
@@ -14766,7 +14766,7 @@
       </w:tr>
       <w:tr>
         <w:trPr>
-          <w:tblHeader w:val="false"/>
+          <w:tblHeader w:val="off"/>
         </w:trPr>
         <w:tc>
           <w:tcPr>
@@ -15011,7 +15011,7 @@
       </w:tr>
       <w:tr>
         <w:trPr>
-          <w:tblHeader w:val="false"/>
+          <w:tblHeader w:val="off"/>
         </w:trPr>
         <w:tc>
           <w:tcPr>
@@ -15256,7 +15256,7 @@
       </w:tr>
       <w:tr>
         <w:trPr>
-          <w:tblHeader w:val="false"/>
+          <w:tblHeader w:val="off"/>
         </w:trPr>
         <w:tc>
           <w:tcPr>
@@ -15404,7 +15404,7 @@
                 <w:sz w:val="16"/>
                 <w:szCs w:val="16"/>
               </w:rPr>
-              <w:t xml:space="preserve">1 320</w:t>
+              <w:t xml:space="preserve">1 320</w:t>
             </w:r>
           </w:p>
         </w:tc>
@@ -15501,7 +15501,7 @@
       </w:tr>
       <w:tr>
         <w:trPr>
-          <w:tblHeader w:val="false"/>
+          <w:tblHeader w:val="off"/>
         </w:trPr>
         <w:tc>
           <w:tcPr>
@@ -15746,7 +15746,7 @@
       </w:tr>
       <w:tr>
         <w:trPr>
-          <w:tblHeader w:val="false"/>
+          <w:tblHeader w:val="off"/>
         </w:trPr>
         <w:tc>
           <w:tcPr>
@@ -15899,7 +15899,7 @@
                 <w:sz w:val="16"/>
                 <w:szCs w:val="16"/>
               </w:rPr>
-              <w:t xml:space="preserve">66 896</w:t>
+              <w:t xml:space="preserve">110 501</w:t>
             </w:r>
           </w:p>
         </w:tc>
@@ -15999,7 +15999,7 @@
       </w:tr>
       <w:tr>
         <w:trPr>
-          <w:tblHeader w:val="false"/>
+          <w:tblHeader w:val="off"/>
         </w:trPr>
         <w:tc>
           <w:tcPr>
@@ -16252,7 +16252,7 @@
       </w:tr>
       <w:tr>
         <w:trPr>
-          <w:tblHeader w:val="false"/>
+          <w:tblHeader w:val="off"/>
         </w:trPr>
         <w:tc>
           <w:tcPr>
@@ -16370,7 +16370,7 @@
                 <w:sz w:val="16"/>
                 <w:szCs w:val="16"/>
               </w:rPr>
-              <w:t xml:space="preserve">19 000</w:t>
+              <w:t xml:space="preserve">19 000</w:t>
             </w:r>
           </w:p>
         </w:tc>
@@ -16400,7 +16400,7 @@
                 <w:sz w:val="16"/>
                 <w:szCs w:val="16"/>
               </w:rPr>
-              <w:t xml:space="preserve">19 000</w:t>
+              <w:t xml:space="preserve">19 000</w:t>
             </w:r>
           </w:p>
         </w:tc>
@@ -16497,7 +16497,7 @@
       </w:tr>
       <w:tr>
         <w:trPr>
-          <w:tblHeader w:val="false"/>
+          <w:tblHeader w:val="off"/>
         </w:trPr>
         <w:tc>
           <w:tcPr>
@@ -16615,7 +16615,7 @@
                 <w:sz w:val="16"/>
                 <w:szCs w:val="16"/>
               </w:rPr>
-              <w:t xml:space="preserve">5 200</w:t>
+              <w:t xml:space="preserve">5 200</w:t>
             </w:r>
           </w:p>
         </w:tc>
@@ -16645,7 +16645,7 @@
                 <w:sz w:val="16"/>
                 <w:szCs w:val="16"/>
               </w:rPr>
-              <w:t xml:space="preserve">5 200</w:t>
+              <w:t xml:space="preserve">5 200</w:t>
             </w:r>
           </w:p>
         </w:tc>
@@ -16742,7 +16742,7 @@
       </w:tr>
       <w:tr>
         <w:trPr>
-          <w:tblHeader w:val="false"/>
+          <w:tblHeader w:val="off"/>
         </w:trPr>
         <w:tc>
           <w:tcPr>
@@ -16860,7 +16860,7 @@
                 <w:sz w:val="16"/>
                 <w:szCs w:val="16"/>
               </w:rPr>
-              <w:t xml:space="preserve">1 300</w:t>
+              <w:t xml:space="preserve">1 300</w:t>
             </w:r>
           </w:p>
         </w:tc>
@@ -16890,7 +16890,7 @@
                 <w:sz w:val="16"/>
                 <w:szCs w:val="16"/>
               </w:rPr>
-              <w:t xml:space="preserve">3 900</w:t>
+              <w:t xml:space="preserve">3 900</w:t>
             </w:r>
           </w:p>
         </w:tc>
@@ -16987,7 +16987,7 @@
       </w:tr>
       <w:tr>
         <w:trPr>
-          <w:tblHeader w:val="false"/>
+          <w:tblHeader w:val="off"/>
         </w:trPr>
         <w:tc>
           <w:tcPr>
@@ -17105,7 +17105,7 @@
                 <w:sz w:val="16"/>
                 <w:szCs w:val="16"/>
               </w:rPr>
-              <w:t xml:space="preserve">1 200</w:t>
+              <w:t xml:space="preserve">1 200</w:t>
             </w:r>
           </w:p>
         </w:tc>
@@ -17135,7 +17135,7 @@
                 <w:sz w:val="16"/>
                 <w:szCs w:val="16"/>
               </w:rPr>
-              <w:t xml:space="preserve">1 200</w:t>
+              <w:t xml:space="preserve">1 200</w:t>
             </w:r>
           </w:p>
         </w:tc>
@@ -17232,7 +17232,7 @@
       </w:tr>
       <w:tr>
         <w:trPr>
-          <w:tblHeader w:val="false"/>
+          <w:tblHeader w:val="off"/>
         </w:trPr>
         <w:tc>
           <w:tcPr>
@@ -17380,7 +17380,7 @@
                 <w:sz w:val="16"/>
                 <w:szCs w:val="16"/>
               </w:rPr>
-              <w:t xml:space="preserve">1 800</w:t>
+              <w:t xml:space="preserve">1 800</w:t>
             </w:r>
           </w:p>
         </w:tc>
@@ -17477,7 +17477,7 @@
       </w:tr>
       <w:tr>
         <w:trPr>
-          <w:tblHeader w:val="false"/>
+          <w:tblHeader w:val="off"/>
         </w:trPr>
         <w:tc>
           <w:tcPr>
@@ -17595,7 +17595,7 @@
                 <w:sz w:val="16"/>
                 <w:szCs w:val="16"/>
               </w:rPr>
-              <w:t xml:space="preserve">13 500</w:t>
+              <w:t xml:space="preserve">13 500</w:t>
             </w:r>
           </w:p>
         </w:tc>
@@ -17625,7 +17625,7 @@
                 <w:sz w:val="16"/>
                 <w:szCs w:val="16"/>
               </w:rPr>
-              <w:t xml:space="preserve">13 500</w:t>
+              <w:t xml:space="preserve">13 500</w:t>
             </w:r>
           </w:p>
         </w:tc>
@@ -17722,7 +17722,7 @@
       </w:tr>
       <w:tr>
         <w:trPr>
-          <w:tblHeader w:val="false"/>
+          <w:tblHeader w:val="off"/>
         </w:trPr>
         <w:tc>
           <w:tcPr>
@@ -17875,7 +17875,7 @@
                 <w:sz w:val="16"/>
                 <w:szCs w:val="16"/>
               </w:rPr>
-              <w:t xml:space="preserve">44 600</w:t>
+              <w:t xml:space="preserve">44 600</w:t>
             </w:r>
           </w:p>
         </w:tc>
@@ -17975,7 +17975,7 @@
       </w:tr>
       <w:tr>
         <w:trPr>
-          <w:tblHeader w:val="false"/>
+          <w:tblHeader w:val="off"/>
         </w:trPr>
         <w:tc>
           <w:tcPr>
@@ -18128,7 +18128,7 @@
                 <w:sz w:val="16"/>
                 <w:szCs w:val="16"/>
               </w:rPr>
-              <w:t xml:space="preserve">111 496</w:t>
+              <w:t xml:space="preserve">155 101</w:t>
             </w:r>
           </w:p>
         </w:tc>
@@ -18228,7 +18228,7 @@
       </w:tr>
       <w:tr>
         <w:trPr>
-          <w:tblHeader w:val="false"/>
+          <w:tblHeader w:val="off"/>
         </w:trPr>
         <w:tc>
           <w:tcPr>
@@ -18376,7 +18376,7 @@
                 <w:sz w:val="16"/>
                 <w:szCs w:val="16"/>
               </w:rPr>
-              <w:t xml:space="preserve">10 000</w:t>
+              <w:t xml:space="preserve">10 000</w:t>
             </w:r>
           </w:p>
         </w:tc>
@@ -18473,7 +18473,7 @@
       </w:tr>
       <w:tr>
         <w:trPr>
-          <w:tblHeader w:val="false"/>
+          <w:tblHeader w:val="off"/>
         </w:trPr>
         <w:tc>
           <w:tcPr>
@@ -18621,7 +18621,7 @@
                 <w:sz w:val="16"/>
                 <w:szCs w:val="16"/>
               </w:rPr>
-              <w:t xml:space="preserve">106 000</w:t>
+              <w:t xml:space="preserve">106 000</w:t>
             </w:r>
           </w:p>
         </w:tc>
@@ -18718,7 +18718,7 @@
       </w:tr>
       <w:tr>
         <w:trPr>
-          <w:tblHeader w:val="false"/>
+          <w:tblHeader w:val="off"/>
         </w:trPr>
         <w:tc>
           <w:tcPr>
@@ -18871,7 +18871,7 @@
                 <w:sz w:val="16"/>
                 <w:szCs w:val="16"/>
               </w:rPr>
-              <w:t xml:space="preserve">227 496</w:t>
+              <w:t xml:space="preserve">271 101</w:t>
             </w:r>
           </w:p>
         </w:tc>
@@ -19186,7 +19186,7 @@
       </w:tr>
       <w:tr>
         <w:trPr>
-          <w:tblHeader w:val="false"/>
+          <w:tblHeader w:val="off"/>
         </w:trPr>
         <w:tc>
           <w:tcPr>
@@ -19214,7 +19214,7 @@
                 <w:sz w:val="16"/>
                 <w:szCs w:val="16"/>
               </w:rPr>
-              <w:t xml:space="preserve">Кирпич керамический полнотелый М-150 1НФ (ЛСР / Витебск)</w:t>
+              <w:t xml:space="preserve">Кирпич печной облицовочный полнотелый ЛСР М-400, красный, 1НФ</w:t>
             </w:r>
           </w:p>
         </w:tc>
@@ -19244,7 +19244,7 @@
                 <w:sz w:val="16"/>
                 <w:szCs w:val="16"/>
               </w:rPr>
-              <w:t xml:space="preserve">да</w:t>
+              <w:t xml:space="preserve">да*</w:t>
             </w:r>
           </w:p>
         </w:tc>
@@ -19274,7 +19274,7 @@
                 <w:sz w:val="16"/>
                 <w:szCs w:val="16"/>
               </w:rPr>
-              <w:t xml:space="preserve">30</w:t>
+              <w:t xml:space="preserve">105</w:t>
             </w:r>
           </w:p>
         </w:tc>
@@ -19334,14 +19334,14 @@
                 <w:sz w:val="16"/>
                 <w:szCs w:val="16"/>
               </w:rPr>
-              <w:t xml:space="preserve">официальный представитель ЛСР</w:t>
+              <w:t xml:space="preserve">официальный представитель ЛСР; красный М-400 — уточнить наличие и цену, светло-серый М-400 — 160 ₽</w:t>
             </w:r>
           </w:p>
         </w:tc>
       </w:tr>
       <w:tr>
         <w:trPr>
-          <w:tblHeader w:val="false"/>
+          <w:tblHeader w:val="off"/>
         </w:trPr>
         <w:tc>
           <w:tcPr>
@@ -19501,7 +19501,7 @@
       </w:tr>
       <w:tr>
         <w:trPr>
-          <w:tblHeader w:val="false"/>
+          <w:tblHeader w:val="off"/>
         </w:trPr>
         <w:tc>
           <w:tcPr>
@@ -19589,7 +19589,7 @@
                 <w:sz w:val="16"/>
                 <w:szCs w:val="16"/>
               </w:rPr>
-              <w:t xml:space="preserve">1 872</w:t>
+              <w:t xml:space="preserve">1 872</w:t>
             </w:r>
           </w:p>
         </w:tc>
@@ -19656,7 +19656,7 @@
       </w:tr>
       <w:tr>
         <w:trPr>
-          <w:tblHeader w:val="false"/>
+          <w:tblHeader w:val="off"/>
         </w:trPr>
         <w:tc>
           <w:tcPr>
@@ -19816,7 +19816,7 @@
       </w:tr>
       <w:tr>
         <w:trPr>
-          <w:tblHeader w:val="false"/>
+          <w:tblHeader w:val="off"/>
         </w:trPr>
         <w:tc>
           <w:tcPr>
@@ -19971,7 +19971,7 @@
       </w:tr>
       <w:tr>
         <w:trPr>
-          <w:tblHeader w:val="false"/>
+          <w:tblHeader w:val="off"/>
         </w:trPr>
         <w:tc>
           <w:tcPr>
@@ -20062,7 +20062,7 @@
                 <w:sz w:val="16"/>
                 <w:szCs w:val="16"/>
               </w:rPr>
-              <w:t xml:space="preserve">1 850</w:t>
+              <w:t xml:space="preserve">1 850</w:t>
             </w:r>
           </w:p>
         </w:tc>
@@ -20131,7 +20131,7 @@
       </w:tr>
       <w:tr>
         <w:trPr>
-          <w:tblHeader w:val="false"/>
+          <w:tblHeader w:val="off"/>
         </w:trPr>
         <w:tc>
           <w:tcPr>
@@ -20286,7 +20286,7 @@
       </w:tr>
       <w:tr>
         <w:trPr>
-          <w:tblHeader w:val="false"/>
+          <w:tblHeader w:val="off"/>
         </w:trPr>
         <w:tc>
           <w:tcPr>
@@ -20446,7 +20446,7 @@
       </w:tr>
       <w:tr>
         <w:trPr>
-          <w:tblHeader w:val="false"/>
+          <w:tblHeader w:val="off"/>
         </w:trPr>
         <w:tc>
           <w:tcPr>
@@ -20601,7 +20601,7 @@
       </w:tr>
       <w:tr>
         <w:trPr>
-          <w:tblHeader w:val="false"/>
+          <w:tblHeader w:val="off"/>
         </w:trPr>
         <w:tc>
           <w:tcPr>
@@ -20692,7 +20692,7 @@
                 <w:sz w:val="16"/>
                 <w:szCs w:val="16"/>
               </w:rPr>
-              <w:t xml:space="preserve">19 600</w:t>
+              <w:t xml:space="preserve">19 600</w:t>
             </w:r>
           </w:p>
         </w:tc>
@@ -20761,7 +20761,7 @@
       </w:tr>
       <w:tr>
         <w:trPr>
-          <w:tblHeader w:val="false"/>
+          <w:tblHeader w:val="off"/>
         </w:trPr>
         <w:tc>
           <w:tcPr>
@@ -20849,7 +20849,7 @@
                 <w:sz w:val="16"/>
                 <w:szCs w:val="16"/>
               </w:rPr>
-              <w:t xml:space="preserve">5 500</w:t>
+              <w:t xml:space="preserve">5 500</w:t>
             </w:r>
           </w:p>
         </w:tc>
@@ -20916,7 +20916,7 @@
       </w:tr>
       <w:tr>
         <w:trPr>
-          <w:tblHeader w:val="false"/>
+          <w:tblHeader w:val="off"/>
         </w:trPr>
         <w:tc>
           <w:tcPr>
@@ -21007,7 +21007,7 @@
                 <w:sz w:val="16"/>
                 <w:szCs w:val="16"/>
               </w:rPr>
-              <w:t xml:space="preserve">1 400</w:t>
+              <w:t xml:space="preserve">1 400</w:t>
             </w:r>
           </w:p>
         </w:tc>
@@ -21076,7 +21076,7 @@
       </w:tr>
       <w:tr>
         <w:trPr>
-          <w:tblHeader w:val="false"/>
+          <w:tblHeader w:val="off"/>
         </w:trPr>
         <w:tc>
           <w:tcPr>
@@ -21164,7 +21164,7 @@
                 <w:sz w:val="16"/>
                 <w:szCs w:val="16"/>
               </w:rPr>
-              <w:t xml:space="preserve">1 200</w:t>
+              <w:t xml:space="preserve">1 200</w:t>
             </w:r>
           </w:p>
         </w:tc>
@@ -21231,7 +21231,7 @@
       </w:tr>
       <w:tr>
         <w:trPr>
-          <w:tblHeader w:val="false"/>
+          <w:tblHeader w:val="off"/>
         </w:trPr>
         <w:tc>
           <w:tcPr>
@@ -21391,7 +21391,7 @@
       </w:tr>
       <w:tr>
         <w:trPr>
-          <w:tblHeader w:val="false"/>
+          <w:tblHeader w:val="off"/>
         </w:trPr>
         <w:tc>
           <w:tcPr>
@@ -21479,7 +21479,7 @@
                 <w:sz w:val="16"/>
                 <w:szCs w:val="16"/>
               </w:rPr>
-              <w:t xml:space="preserve">18 150</w:t>
+              <w:t xml:space="preserve">18 150</w:t>
             </w:r>
           </w:p>
         </w:tc>
@@ -21546,7 +21546,7 @@
       </w:tr>
       <w:tr>
         <w:trPr>
-          <w:tblHeader w:val="false"/>
+          <w:tblHeader w:val="off"/>
         </w:trPr>
         <w:tc>
           <w:tcPr>
@@ -21637,7 +21637,7 @@
                 <w:sz w:val="16"/>
                 <w:szCs w:val="16"/>
               </w:rPr>
-              <w:t xml:space="preserve">4 500</w:t>
+              <w:t xml:space="preserve">4 500</w:t>
             </w:r>
           </w:p>
         </w:tc>
@@ -21706,7 +21706,7 @@
       </w:tr>
       <w:tr>
         <w:trPr>
-          <w:tblHeader w:val="false"/>
+          <w:tblHeader w:val="off"/>
         </w:trPr>
         <w:tc>
           <w:tcPr>
@@ -21794,7 +21794,7 @@
                 <w:sz w:val="16"/>
                 <w:szCs w:val="16"/>
               </w:rPr>
-              <w:t xml:space="preserve">2 200</w:t>
+              <w:t xml:space="preserve">2 200</w:t>
             </w:r>
           </w:p>
         </w:tc>
@@ -21861,7 +21861,7 @@
       </w:tr>
       <w:tr>
         <w:trPr>
-          <w:tblHeader w:val="false"/>
+          <w:tblHeader w:val="off"/>
         </w:trPr>
         <w:tc>
           <w:tcPr>
@@ -21952,7 +21952,7 @@
                 <w:sz w:val="16"/>
                 <w:szCs w:val="16"/>
               </w:rPr>
-              <w:t xml:space="preserve">10 500</w:t>
+              <w:t xml:space="preserve">10 500</w:t>
             </w:r>
           </w:p>
         </w:tc>
@@ -22021,7 +22021,7 @@
       </w:tr>
       <w:tr>
         <w:trPr>
-          <w:tblHeader w:val="false"/>
+          <w:tblHeader w:val="off"/>
         </w:trPr>
         <w:tc>
           <w:tcPr>
@@ -22109,7 +22109,7 @@
                 <w:sz w:val="16"/>
                 <w:szCs w:val="16"/>
               </w:rPr>
-              <w:t xml:space="preserve">20 500</w:t>
+              <w:t xml:space="preserve">20 500</w:t>
             </w:r>
           </w:p>
         </w:tc>
@@ -22176,7 +22176,7 @@
       </w:tr>
       <w:tr>
         <w:trPr>
-          <w:tblHeader w:val="false"/>
+          <w:tblHeader w:val="off"/>
         </w:trPr>
         <w:tc>
           <w:tcPr>
@@ -22267,7 +22267,7 @@
                 <w:sz w:val="16"/>
                 <w:szCs w:val="16"/>
               </w:rPr>
-              <w:t xml:space="preserve">14 500</w:t>
+              <w:t xml:space="preserve">14 500</w:t>
             </w:r>
           </w:p>
         </w:tc>
@@ -22502,7 +22502,7 @@
       </w:tr>
       <w:tr>
         <w:trPr>
-          <w:tblHeader w:val="false"/>
+          <w:tblHeader w:val="off"/>
         </w:trPr>
         <w:tc>
           <w:tcPr>
@@ -22560,7 +22560,7 @@
                 <w:sz w:val="18"/>
                 <w:szCs w:val="18"/>
               </w:rPr>
-              <w:t xml:space="preserve">66 416</w:t>
+              <w:t xml:space="preserve">137 666</w:t>
             </w:r>
           </w:p>
         </w:tc>
@@ -22590,7 +22590,7 @@
                 <w:sz w:val="18"/>
                 <w:szCs w:val="18"/>
               </w:rPr>
-              <w:t xml:space="preserve">66 416</w:t>
+              <w:t xml:space="preserve">137 666</w:t>
             </w:r>
           </w:p>
         </w:tc>
@@ -22620,14 +22620,14 @@
                 <w:sz w:val="18"/>
                 <w:szCs w:val="18"/>
               </w:rPr>
-              <w:t xml:space="preserve">66 416</w:t>
+              <w:t xml:space="preserve">137 666</w:t>
             </w:r>
           </w:p>
         </w:tc>
       </w:tr>
       <w:tr>
         <w:trPr>
-          <w:tblHeader w:val="false"/>
+          <w:tblHeader w:val="off"/>
         </w:trPr>
         <w:tc>
           <w:tcPr>
@@ -22687,7 +22687,7 @@
                 <w:sz w:val="18"/>
                 <w:szCs w:val="18"/>
               </w:rPr>
-              <w:t xml:space="preserve">50 230</w:t>
+              <w:t xml:space="preserve">50 230</w:t>
             </w:r>
           </w:p>
         </w:tc>
@@ -22718,7 +22718,7 @@
                 <w:sz w:val="18"/>
                 <w:szCs w:val="18"/>
               </w:rPr>
-              <w:t xml:space="preserve">24 180</w:t>
+              <w:t xml:space="preserve">24 180</w:t>
             </w:r>
           </w:p>
         </w:tc>
@@ -22749,14 +22749,14 @@
                 <w:sz w:val="18"/>
                 <w:szCs w:val="18"/>
               </w:rPr>
-              <w:t xml:space="preserve">47 480</w:t>
+              <w:t xml:space="preserve">47 480</w:t>
             </w:r>
           </w:p>
         </w:tc>
       </w:tr>
       <w:tr>
         <w:trPr>
-          <w:tblHeader w:val="false"/>
+          <w:tblHeader w:val="off"/>
         </w:trPr>
         <w:tc>
           <w:tcPr>
@@ -22816,7 +22816,7 @@
                 <w:sz w:val="18"/>
                 <w:szCs w:val="18"/>
               </w:rPr>
-              <w:t xml:space="preserve">116 646</w:t>
+              <w:t xml:space="preserve">187 896</w:t>
             </w:r>
           </w:p>
         </w:tc>
@@ -22847,7 +22847,7 @@
                 <w:sz w:val="18"/>
                 <w:szCs w:val="18"/>
               </w:rPr>
-              <w:t xml:space="preserve">90 596</w:t>
+              <w:t xml:space="preserve">161 846</w:t>
             </w:r>
           </w:p>
         </w:tc>
@@ -22878,14 +22878,14 @@
                 <w:sz w:val="18"/>
                 <w:szCs w:val="18"/>
               </w:rPr>
-              <w:t xml:space="preserve">113 896</w:t>
+              <w:t xml:space="preserve">185 146</w:t>
             </w:r>
           </w:p>
         </w:tc>
       </w:tr>
       <w:tr>
         <w:trPr>
-          <w:tblHeader w:val="false"/>
+          <w:tblHeader w:val="off"/>
         </w:trPr>
         <w:tc>
           <w:tcPr>
@@ -22945,7 +22945,7 @@
                 <w:sz w:val="18"/>
                 <w:szCs w:val="18"/>
               </w:rPr>
-              <w:t xml:space="preserve">232 646</w:t>
+              <w:t xml:space="preserve">303 896</w:t>
             </w:r>
           </w:p>
         </w:tc>
@@ -22976,7 +22976,7 @@
                 <w:sz w:val="18"/>
                 <w:szCs w:val="18"/>
               </w:rPr>
-              <w:t xml:space="preserve">206 596</w:t>
+              <w:t xml:space="preserve">277 846</w:t>
             </w:r>
           </w:p>
         </w:tc>
@@ -23007,14 +23007,14 @@
                 <w:sz w:val="18"/>
                 <w:szCs w:val="18"/>
               </w:rPr>
-              <w:t xml:space="preserve">229 896</w:t>
+              <w:t xml:space="preserve">301 146</w:t>
             </w:r>
           </w:p>
         </w:tc>
       </w:tr>
       <w:tr>
         <w:trPr>
-          <w:tblHeader w:val="false"/>
+          <w:tblHeader w:val="off"/>
         </w:trPr>
         <w:tc>
           <w:tcPr>
@@ -23072,7 +23072,7 @@
                 <w:sz w:val="18"/>
                 <w:szCs w:val="18"/>
               </w:rPr>
-              <w:t xml:space="preserve">+4 150</w:t>
+              <w:t xml:space="preserve">+31 795</w:t>
             </w:r>
           </w:p>
         </w:tc>
@@ -23102,7 +23102,7 @@
                 <w:sz w:val="18"/>
                 <w:szCs w:val="18"/>
               </w:rPr>
-              <w:t xml:space="preserve">+1 100</w:t>
+              <w:t xml:space="preserve">+28 745</w:t>
             </w:r>
           </w:p>
         </w:tc>
@@ -23132,12 +23132,30 @@
                 <w:sz w:val="18"/>
                 <w:szCs w:val="18"/>
               </w:rPr>
-              <w:t xml:space="preserve">+2 400</w:t>
+              <w:t xml:space="preserve">+30 045</w:t>
             </w:r>
           </w:p>
         </w:tc>
       </w:tr>
     </w:tbl>
+    <w:p>
+      <w:pPr>
+        <w:spacing w:after="100" w:before="100"/>
+        <w:jc w:val="left"/>
+      </w:pPr>
+      <w:r>
+        <w:rPr>
+          <w:rFonts w:ascii="Times New Roman" w:cs="Times New Roman" w:eastAsia="Times New Roman" w:hAnsi="Times New Roman"/>
+          <w:b w:val="false"/>
+          <w:bCs w:val="false"/>
+          <w:i w:val="false"/>
+          <w:iCs w:val="false"/>
+          <w:sz w:val="20"/>
+          <w:szCs w:val="20"/>
+        </w:rPr>
+        <w:t xml:space="preserve">Основная переплата «одного окна» — кирпич: М-400 в Кирпичиках ≈ 105 ₽ против 75,90 ₽ в Кирпичнике. Разумный компромисс — кирпич взять в Кирпичнике, всё остальное — в Кирпичиках: переплата сократится до 1–4 тыс. ₽.</w:t>
+      </w:r>
+    </w:p>
     <w:p>
       <w:pPr>
         <w:pStyle w:val="Heading2"/>
@@ -23170,7 +23188,7 @@
           <w:sz w:val="21"/>
           <w:szCs w:val="21"/>
         </w:rPr>
-        <w:t xml:space="preserve">Петрович — закрывает все 9 позиций материалов (кирпич ЛСР, ШБ-8, мертель, смесь, картон, уголок, цемент), доставка за 2 часа; печного литья «Везувий» нет — литьё отдельно в Superpechi.</w:t>
+        <w:t xml:space="preserve">Петрович — закрывает все 9 позиций материалов (кирпич ЛСР М-400 — 102,90 ₽, 7 000+ шт. в наличии; ШБ-8, мертель, смесь, картон, уголок, цемент), доставка за 2 часа; печного литья «Везувий» нет — литьё отдельно в Superpechi.</w:t>
       </w:r>
     </w:p>
     <w:p>
@@ -23471,7 +23489,7 @@
       </w:tr>
       <w:tr>
         <w:trPr>
-          <w:tblHeader w:val="false"/>
+          <w:tblHeader w:val="off"/>
         </w:trPr>
         <w:tc>
           <w:tcPr>
@@ -23499,7 +23517,7 @@
                 <w:sz w:val="16"/>
                 <w:szCs w:val="16"/>
               </w:rPr>
-              <w:t xml:space="preserve">Кирпич керамический полнотелый М-150 1НФ (ЛСР / Витебск)</w:t>
+              <w:t xml:space="preserve">Кирпич печной облицовочный полнотелый ЛСР М-400, красный, 1НФ</w:t>
             </w:r>
           </w:p>
         </w:tc>
@@ -23559,7 +23577,7 @@
                 <w:sz w:val="16"/>
                 <w:szCs w:val="16"/>
               </w:rPr>
-              <w:t xml:space="preserve">29</w:t>
+              <w:t xml:space="preserve">75,90</w:t>
             </w:r>
           </w:p>
         </w:tc>
@@ -23589,7 +23607,7 @@
                 <w:sz w:val="16"/>
                 <w:szCs w:val="16"/>
               </w:rPr>
-              <w:t xml:space="preserve">27 550</w:t>
+              <w:t xml:space="preserve">72 105</w:t>
             </w:r>
           </w:p>
         </w:tc>
@@ -23619,7 +23637,7 @@
                 <w:sz w:val="16"/>
                 <w:szCs w:val="16"/>
               </w:rPr>
-              <w:t xml:space="preserve">«Сатурн» (spb.saturn.net)</w:t>
+              <w:t xml:space="preserve">Кирпичник / СнабЦентр (kirpi4nik.com)</w:t>
             </w:r>
           </w:p>
         </w:tc>
@@ -23679,14 +23697,14 @@
                 <w:sz w:val="16"/>
                 <w:szCs w:val="16"/>
               </w:rPr>
-              <w:t xml:space="preserve">950</w:t>
+              <w:t xml:space="preserve">0</w:t>
             </w:r>
           </w:p>
         </w:tc>
       </w:tr>
       <w:tr>
         <w:trPr>
-          <w:tblHeader w:val="false"/>
+          <w:tblHeader w:val="off"/>
         </w:trPr>
         <w:tc>
           <w:tcPr>
@@ -23808,7 +23826,7 @@
                 <w:sz w:val="16"/>
                 <w:szCs w:val="16"/>
               </w:rPr>
-              <w:t xml:space="preserve">19 800</w:t>
+              <w:t xml:space="preserve">19 800</w:t>
             </w:r>
           </w:p>
         </w:tc>
@@ -23901,14 +23919,14 @@
                 <w:sz w:val="16"/>
                 <w:szCs w:val="16"/>
               </w:rPr>
-              <w:t xml:space="preserve">1 800</w:t>
+              <w:t xml:space="preserve">1 800</w:t>
             </w:r>
           </w:p>
         </w:tc>
       </w:tr>
       <w:tr>
         <w:trPr>
-          <w:tblHeader w:val="false"/>
+          <w:tblHeader w:val="off"/>
         </w:trPr>
         <w:tc>
           <w:tcPr>
@@ -23996,7 +24014,7 @@
                 <w:sz w:val="16"/>
                 <w:szCs w:val="16"/>
               </w:rPr>
-              <w:t xml:space="preserve">1 872</w:t>
+              <w:t xml:space="preserve">1 872</w:t>
             </w:r>
           </w:p>
         </w:tc>
@@ -24026,7 +24044,7 @@
                 <w:sz w:val="16"/>
                 <w:szCs w:val="16"/>
               </w:rPr>
-              <w:t xml:space="preserve">5 616</w:t>
+              <w:t xml:space="preserve">5 616</w:t>
             </w:r>
           </w:p>
         </w:tc>
@@ -24123,7 +24141,7 @@
       </w:tr>
       <w:tr>
         <w:trPr>
-          <w:tblHeader w:val="false"/>
+          <w:tblHeader w:val="off"/>
         </w:trPr>
         <w:tc>
           <w:tcPr>
@@ -24245,7 +24263,7 @@
                 <w:sz w:val="16"/>
                 <w:szCs w:val="16"/>
               </w:rPr>
-              <w:t xml:space="preserve">1 800</w:t>
+              <w:t xml:space="preserve">1 800</w:t>
             </w:r>
           </w:p>
         </w:tc>
@@ -24345,7 +24363,7 @@
       </w:tr>
       <w:tr>
         <w:trPr>
-          <w:tblHeader w:val="false"/>
+          <w:tblHeader w:val="off"/>
         </w:trPr>
         <w:tc>
           <w:tcPr>
@@ -24463,7 +24481,7 @@
                 <w:sz w:val="16"/>
                 <w:szCs w:val="16"/>
               </w:rPr>
-              <w:t xml:space="preserve">2 760</w:t>
+              <w:t xml:space="preserve">2 760</w:t>
             </w:r>
           </w:p>
         </w:tc>
@@ -24553,14 +24571,14 @@
                 <w:sz w:val="16"/>
                 <w:szCs w:val="16"/>
               </w:rPr>
-              <w:t xml:space="preserve">2 400</w:t>
+              <w:t xml:space="preserve">2 400</w:t>
             </w:r>
           </w:p>
         </w:tc>
       </w:tr>
       <w:tr>
         <w:trPr>
-          <w:tblHeader w:val="false"/>
+          <w:tblHeader w:val="off"/>
         </w:trPr>
         <w:tc>
           <w:tcPr>
@@ -24782,7 +24800,7 @@
       </w:tr>
       <w:tr>
         <w:trPr>
-          <w:tblHeader w:val="false"/>
+          <w:tblHeader w:val="off"/>
         </w:trPr>
         <w:tc>
           <w:tcPr>
@@ -24997,7 +25015,7 @@
       </w:tr>
       <w:tr>
         <w:trPr>
-          <w:tblHeader w:val="false"/>
+          <w:tblHeader w:val="off"/>
         </w:trPr>
         <w:tc>
           <w:tcPr>
@@ -25119,7 +25137,7 @@
                 <w:sz w:val="16"/>
                 <w:szCs w:val="16"/>
               </w:rPr>
-              <w:t xml:space="preserve">1 176</w:t>
+              <w:t xml:space="preserve">1 176</w:t>
             </w:r>
           </w:p>
         </w:tc>
@@ -25219,7 +25237,7 @@
       </w:tr>
       <w:tr>
         <w:trPr>
-          <w:tblHeader w:val="false"/>
+          <w:tblHeader w:val="off"/>
         </w:trPr>
         <w:tc>
           <w:tcPr>
@@ -25434,7 +25452,7 @@
       </w:tr>
       <w:tr>
         <w:trPr>
-          <w:tblHeader w:val="false"/>
+          <w:tblHeader w:val="off"/>
         </w:trPr>
         <w:tc>
           <w:tcPr>
@@ -25525,7 +25543,7 @@
                 <w:sz w:val="16"/>
                 <w:szCs w:val="16"/>
               </w:rPr>
-              <w:t xml:space="preserve">15 500</w:t>
+              <w:t xml:space="preserve">15 500</w:t>
             </w:r>
           </w:p>
         </w:tc>
@@ -25556,7 +25574,7 @@
                 <w:sz w:val="16"/>
                 <w:szCs w:val="16"/>
               </w:rPr>
-              <w:t xml:space="preserve">15 500</w:t>
+              <w:t xml:space="preserve">15 500</w:t>
             </w:r>
           </w:p>
         </w:tc>
@@ -25649,14 +25667,14 @@
                 <w:sz w:val="16"/>
                 <w:szCs w:val="16"/>
               </w:rPr>
-              <w:t xml:space="preserve">1 500</w:t>
+              <w:t xml:space="preserve">1 500</w:t>
             </w:r>
           </w:p>
         </w:tc>
       </w:tr>
       <w:tr>
         <w:trPr>
-          <w:tblHeader w:val="false"/>
+          <w:tblHeader w:val="off"/>
         </w:trPr>
         <w:tc>
           <w:tcPr>
@@ -25744,7 +25762,7 @@
                 <w:sz w:val="16"/>
                 <w:szCs w:val="16"/>
               </w:rPr>
-              <w:t xml:space="preserve">4 960</w:t>
+              <w:t xml:space="preserve">4 960</w:t>
             </w:r>
           </w:p>
         </w:tc>
@@ -25774,7 +25792,7 @@
                 <w:sz w:val="16"/>
                 <w:szCs w:val="16"/>
               </w:rPr>
-              <w:t xml:space="preserve">4 960</w:t>
+              <w:t xml:space="preserve">4 960</w:t>
             </w:r>
           </w:p>
         </w:tc>
@@ -25871,7 +25889,7 @@
       </w:tr>
       <w:tr>
         <w:trPr>
-          <w:tblHeader w:val="false"/>
+          <w:tblHeader w:val="off"/>
         </w:trPr>
         <w:tc>
           <w:tcPr>
@@ -25962,7 +25980,7 @@
                 <w:sz w:val="16"/>
                 <w:szCs w:val="16"/>
               </w:rPr>
-              <w:t xml:space="preserve">1 230</w:t>
+              <w:t xml:space="preserve">1 230</w:t>
             </w:r>
           </w:p>
         </w:tc>
@@ -25993,7 +26011,7 @@
                 <w:sz w:val="16"/>
                 <w:szCs w:val="16"/>
               </w:rPr>
-              <w:t xml:space="preserve">3 690</w:t>
+              <w:t xml:space="preserve">3 690</w:t>
             </w:r>
           </w:p>
         </w:tc>
@@ -26093,7 +26111,7 @@
       </w:tr>
       <w:tr>
         <w:trPr>
-          <w:tblHeader w:val="false"/>
+          <w:tblHeader w:val="off"/>
         </w:trPr>
         <w:tc>
           <w:tcPr>
@@ -26181,7 +26199,7 @@
                 <w:sz w:val="16"/>
                 <w:szCs w:val="16"/>
               </w:rPr>
-              <w:t xml:space="preserve">1 089</w:t>
+              <w:t xml:space="preserve">1 089</w:t>
             </w:r>
           </w:p>
         </w:tc>
@@ -26211,7 +26229,7 @@
                 <w:sz w:val="16"/>
                 <w:szCs w:val="16"/>
               </w:rPr>
-              <w:t xml:space="preserve">1 089</w:t>
+              <w:t xml:space="preserve">1 089</w:t>
             </w:r>
           </w:p>
         </w:tc>
@@ -26308,7 +26326,7 @@
       </w:tr>
       <w:tr>
         <w:trPr>
-          <w:tblHeader w:val="false"/>
+          <w:tblHeader w:val="off"/>
         </w:trPr>
         <w:tc>
           <w:tcPr>
@@ -26430,7 +26448,7 @@
                 <w:sz w:val="16"/>
                 <w:szCs w:val="16"/>
               </w:rPr>
-              <w:t xml:space="preserve">1 580</w:t>
+              <w:t xml:space="preserve">1 580</w:t>
             </w:r>
           </w:p>
         </w:tc>
@@ -26530,7 +26548,7 @@
       </w:tr>
       <w:tr>
         <w:trPr>
-          <w:tblHeader w:val="false"/>
+          <w:tblHeader w:val="off"/>
         </w:trPr>
         <w:tc>
           <w:tcPr>
@@ -26618,7 +26636,7 @@
                 <w:sz w:val="16"/>
                 <w:szCs w:val="16"/>
               </w:rPr>
-              <w:t xml:space="preserve">14 560</w:t>
+              <w:t xml:space="preserve">14 560</w:t>
             </w:r>
           </w:p>
         </w:tc>
@@ -26648,7 +26666,7 @@
                 <w:sz w:val="16"/>
                 <w:szCs w:val="16"/>
               </w:rPr>
-              <w:t xml:space="preserve">14 560</w:t>
+              <w:t xml:space="preserve">14 560</w:t>
             </w:r>
           </w:p>
         </w:tc>
@@ -26738,14 +26756,14 @@
                 <w:sz w:val="16"/>
                 <w:szCs w:val="16"/>
               </w:rPr>
-              <w:t xml:space="preserve">1 940</w:t>
+              <w:t xml:space="preserve">1 940</w:t>
             </w:r>
           </w:p>
         </w:tc>
       </w:tr>
       <w:tr>
         <w:trPr>
-          <w:tblHeader w:val="false"/>
+          <w:tblHeader w:val="off"/>
         </w:trPr>
         <w:tc>
           <w:tcPr>
@@ -26836,7 +26854,7 @@
                 <w:sz w:val="16"/>
                 <w:szCs w:val="16"/>
               </w:rPr>
-              <w:t xml:space="preserve">3 500</w:t>
+              <w:t xml:space="preserve">3 500</w:t>
             </w:r>
           </w:p>
         </w:tc>
@@ -26867,7 +26885,7 @@
                 <w:sz w:val="16"/>
                 <w:szCs w:val="16"/>
               </w:rPr>
-              <w:t xml:space="preserve">3 500</w:t>
+              <w:t xml:space="preserve">3 500</w:t>
             </w:r>
           </w:p>
         </w:tc>
@@ -26967,7 +26985,7 @@
       </w:tr>
       <w:tr>
         <w:trPr>
-          <w:tblHeader w:val="false"/>
+          <w:tblHeader w:val="off"/>
         </w:trPr>
         <w:tc>
           <w:tcPr>
@@ -27055,7 +27073,7 @@
                 <w:sz w:val="16"/>
                 <w:szCs w:val="16"/>
               </w:rPr>
-              <w:t xml:space="preserve">1 800</w:t>
+              <w:t xml:space="preserve">1 800</w:t>
             </w:r>
           </w:p>
         </w:tc>
@@ -27085,7 +27103,7 @@
                 <w:sz w:val="16"/>
                 <w:szCs w:val="16"/>
               </w:rPr>
-              <w:t xml:space="preserve">1 800</w:t>
+              <w:t xml:space="preserve">1 800</w:t>
             </w:r>
           </w:p>
         </w:tc>
@@ -27182,7 +27200,7 @@
       </w:tr>
       <w:tr>
         <w:trPr>
-          <w:tblHeader w:val="false"/>
+          <w:tblHeader w:val="off"/>
         </w:trPr>
         <w:tc>
           <w:tcPr>
@@ -27273,7 +27291,7 @@
                 <w:sz w:val="16"/>
                 <w:szCs w:val="16"/>
               </w:rPr>
-              <w:t xml:space="preserve">8 000</w:t>
+              <w:t xml:space="preserve">8 000</w:t>
             </w:r>
           </w:p>
         </w:tc>
@@ -27304,7 +27322,7 @@
                 <w:sz w:val="16"/>
                 <w:szCs w:val="16"/>
               </w:rPr>
-              <w:t xml:space="preserve">8 000</w:t>
+              <w:t xml:space="preserve">8 000</w:t>
             </w:r>
           </w:p>
         </w:tc>
@@ -27397,14 +27415,14 @@
                 <w:sz w:val="16"/>
                 <w:szCs w:val="16"/>
               </w:rPr>
-              <w:t xml:space="preserve">1 500</w:t>
+              <w:t xml:space="preserve">1 500</w:t>
             </w:r>
           </w:p>
         </w:tc>
       </w:tr>
       <w:tr>
         <w:trPr>
-          <w:tblHeader w:val="false"/>
+          <w:tblHeader w:val="off"/>
         </w:trPr>
         <w:tc>
           <w:tcPr>
@@ -27492,7 +27510,7 @@
                 <w:sz w:val="16"/>
                 <w:szCs w:val="16"/>
               </w:rPr>
-              <w:t xml:space="preserve">16 000</w:t>
+              <w:t xml:space="preserve">16 000</w:t>
             </w:r>
           </w:p>
         </w:tc>
@@ -27522,7 +27540,7 @@
                 <w:sz w:val="16"/>
                 <w:szCs w:val="16"/>
               </w:rPr>
-              <w:t xml:space="preserve">16 000</w:t>
+              <w:t xml:space="preserve">16 000</w:t>
             </w:r>
           </w:p>
         </w:tc>
@@ -27612,14 +27630,14 @@
                 <w:sz w:val="16"/>
                 <w:szCs w:val="16"/>
               </w:rPr>
-              <w:t xml:space="preserve">3 000</w:t>
+              <w:t xml:space="preserve">3 000</w:t>
             </w:r>
           </w:p>
         </w:tc>
       </w:tr>
       <w:tr>
         <w:trPr>
-          <w:tblHeader w:val="false"/>
+          <w:tblHeader w:val="off"/>
         </w:trPr>
         <w:tc>
           <w:tcPr>
@@ -27710,7 +27728,7 @@
                 <w:sz w:val="16"/>
                 <w:szCs w:val="16"/>
               </w:rPr>
-              <w:t xml:space="preserve">11 000</w:t>
+              <w:t xml:space="preserve">11 000</w:t>
             </w:r>
           </w:p>
         </w:tc>
@@ -27741,7 +27759,7 @@
                 <w:sz w:val="16"/>
                 <w:szCs w:val="16"/>
               </w:rPr>
-              <w:t xml:space="preserve">11 000</w:t>
+              <w:t xml:space="preserve">11 000</w:t>
             </w:r>
           </w:p>
         </w:tc>
@@ -27834,7 +27852,7 @@
                 <w:sz w:val="16"/>
                 <w:szCs w:val="16"/>
               </w:rPr>
-              <w:t xml:space="preserve">2 500</w:t>
+              <w:t xml:space="preserve">2 500</w:t>
             </w:r>
           </w:p>
         </w:tc>
@@ -27989,7 +28007,7 @@
       </w:tr>
       <w:tr>
         <w:trPr>
-          <w:tblHeader w:val="false"/>
+          <w:tblHeader w:val="off"/>
         </w:trPr>
         <w:tc>
           <w:tcPr>
@@ -28047,7 +28065,7 @@
                 <w:sz w:val="18"/>
                 <w:szCs w:val="18"/>
               </w:rPr>
-              <w:t xml:space="preserve">60 542</w:t>
+              <w:t xml:space="preserve">105 097</w:t>
             </w:r>
           </w:p>
         </w:tc>
@@ -28077,7 +28095,7 @@
                 <w:sz w:val="18"/>
                 <w:szCs w:val="18"/>
               </w:rPr>
-              <w:t xml:space="preserve">60 542</w:t>
+              <w:t xml:space="preserve">105 097</w:t>
             </w:r>
           </w:p>
         </w:tc>
@@ -28107,14 +28125,14 @@
                 <w:sz w:val="18"/>
                 <w:szCs w:val="18"/>
               </w:rPr>
-              <w:t xml:space="preserve">60 542</w:t>
+              <w:t xml:space="preserve">105 097</w:t>
             </w:r>
           </w:p>
         </w:tc>
       </w:tr>
       <w:tr>
         <w:trPr>
-          <w:tblHeader w:val="false"/>
+          <w:tblHeader w:val="off"/>
         </w:trPr>
         <w:tc>
           <w:tcPr>
@@ -28174,7 +28192,7 @@
                 <w:sz w:val="18"/>
                 <w:szCs w:val="18"/>
               </w:rPr>
-              <w:t xml:space="preserve">41 379</w:t>
+              <w:t xml:space="preserve">41 379</w:t>
             </w:r>
           </w:p>
         </w:tc>
@@ -28205,7 +28223,7 @@
                 <w:sz w:val="18"/>
                 <w:szCs w:val="18"/>
               </w:rPr>
-              <w:t xml:space="preserve">19 659</w:t>
+              <w:t xml:space="preserve">19 659</w:t>
             </w:r>
           </w:p>
         </w:tc>
@@ -28236,14 +28254,14 @@
                 <w:sz w:val="18"/>
                 <w:szCs w:val="18"/>
               </w:rPr>
-              <w:t xml:space="preserve">38 319</w:t>
+              <w:t xml:space="preserve">38 319</w:t>
             </w:r>
           </w:p>
         </w:tc>
       </w:tr>
       <w:tr>
         <w:trPr>
-          <w:tblHeader w:val="false"/>
+          <w:tblHeader w:val="off"/>
         </w:trPr>
         <w:tc>
           <w:tcPr>
@@ -28303,7 +28321,7 @@
                 <w:sz w:val="18"/>
                 <w:szCs w:val="18"/>
               </w:rPr>
-              <w:t xml:space="preserve">101 921</w:t>
+              <w:t xml:space="preserve">146 476</w:t>
             </w:r>
           </w:p>
         </w:tc>
@@ -28334,7 +28352,7 @@
                 <w:sz w:val="18"/>
                 <w:szCs w:val="18"/>
               </w:rPr>
-              <w:t xml:space="preserve">80 201</w:t>
+              <w:t xml:space="preserve">124 756</w:t>
             </w:r>
           </w:p>
         </w:tc>
@@ -28365,14 +28383,14 @@
                 <w:sz w:val="18"/>
                 <w:szCs w:val="18"/>
               </w:rPr>
-              <w:t xml:space="preserve">98 861</w:t>
+              <w:t xml:space="preserve">143 416</w:t>
             </w:r>
           </w:p>
         </w:tc>
       </w:tr>
       <w:tr>
         <w:trPr>
-          <w:tblHeader w:val="false"/>
+          <w:tblHeader w:val="off"/>
         </w:trPr>
         <w:tc>
           <w:tcPr>
@@ -28432,7 +28450,7 @@
                 <w:sz w:val="18"/>
                 <w:szCs w:val="18"/>
               </w:rPr>
-              <w:t xml:space="preserve">10 575</w:t>
+              <w:t xml:space="preserve">9 625</w:t>
             </w:r>
           </w:p>
         </w:tc>
@@ -28463,7 +28481,7 @@
                 <w:sz w:val="18"/>
                 <w:szCs w:val="18"/>
               </w:rPr>
-              <w:t xml:space="preserve">9 295</w:t>
+              <w:t xml:space="preserve">8 345</w:t>
             </w:r>
           </w:p>
         </w:tc>
@@ -28494,14 +28512,14 @@
                 <w:sz w:val="18"/>
                 <w:szCs w:val="18"/>
               </w:rPr>
-              <w:t xml:space="preserve">12 635</w:t>
+              <w:t xml:space="preserve">11 685</w:t>
             </w:r>
           </w:p>
         </w:tc>
       </w:tr>
       <w:tr>
         <w:trPr>
-          <w:tblHeader w:val="false"/>
+          <w:tblHeader w:val="off"/>
         </w:trPr>
         <w:tc>
           <w:tcPr>
@@ -28529,7 +28547,7 @@
                 <w:sz w:val="18"/>
                 <w:szCs w:val="18"/>
               </w:rPr>
-              <w:t xml:space="preserve">Доставка (9–10 продавцов, 17 500 ₽ вместо 10 000 ₽)</w:t>
+              <w:t xml:space="preserve">Доставка (9–10 продавцов, 17 500 ₽ вместо 10 000 ₽)</w:t>
             </w:r>
           </w:p>
         </w:tc>
@@ -28559,7 +28577,7 @@
                 <w:sz w:val="18"/>
                 <w:szCs w:val="18"/>
               </w:rPr>
-              <w:t xml:space="preserve">+7 500</w:t>
+              <w:t xml:space="preserve">+7 500</w:t>
             </w:r>
           </w:p>
         </w:tc>
@@ -28589,7 +28607,7 @@
                 <w:sz w:val="18"/>
                 <w:szCs w:val="18"/>
               </w:rPr>
-              <w:t xml:space="preserve">+7 500</w:t>
+              <w:t xml:space="preserve">+7 500</w:t>
             </w:r>
           </w:p>
         </w:tc>
@@ -28619,14 +28637,14 @@
                 <w:sz w:val="18"/>
                 <w:szCs w:val="18"/>
               </w:rPr>
-              <w:t xml:space="preserve">+7 500</w:t>
+              <w:t xml:space="preserve">+7 500</w:t>
             </w:r>
           </w:p>
         </w:tc>
       </w:tr>
       <w:tr>
         <w:trPr>
-          <w:tblHeader w:val="false"/>
+          <w:tblHeader w:val="off"/>
         </w:trPr>
         <w:tc>
           <w:tcPr>
@@ -28686,7 +28704,7 @@
                 <w:sz w:val="18"/>
                 <w:szCs w:val="18"/>
               </w:rPr>
-              <w:t xml:space="preserve">3 075</w:t>
+              <w:t xml:space="preserve">2 125</w:t>
             </w:r>
           </w:p>
         </w:tc>
@@ -28717,7 +28735,7 @@
                 <w:sz w:val="18"/>
                 <w:szCs w:val="18"/>
               </w:rPr>
-              <w:t xml:space="preserve">1 795</w:t>
+              <w:t xml:space="preserve">845</w:t>
             </w:r>
           </w:p>
         </w:tc>
@@ -28748,14 +28766,14 @@
                 <w:sz w:val="18"/>
                 <w:szCs w:val="18"/>
               </w:rPr>
-              <w:t xml:space="preserve">5 135</w:t>
+              <w:t xml:space="preserve">4 185</w:t>
             </w:r>
           </w:p>
         </w:tc>
       </w:tr>
       <w:tr>
         <w:trPr>
-          <w:tblHeader w:val="false"/>
+          <w:tblHeader w:val="off"/>
         </w:trPr>
         <w:tc>
           <w:tcPr>
@@ -28815,7 +28833,7 @@
                 <w:sz w:val="18"/>
                 <w:szCs w:val="18"/>
               </w:rPr>
-              <w:t xml:space="preserve">225 421</w:t>
+              <w:t xml:space="preserve">269 976</w:t>
             </w:r>
           </w:p>
         </w:tc>
@@ -28846,7 +28864,7 @@
                 <w:sz w:val="18"/>
                 <w:szCs w:val="18"/>
               </w:rPr>
-              <w:t xml:space="preserve">203 701</w:t>
+              <w:t xml:space="preserve">248 256</w:t>
             </w:r>
           </w:p>
         </w:tc>
@@ -28877,7 +28895,7 @@
                 <w:sz w:val="18"/>
                 <w:szCs w:val="18"/>
               </w:rPr>
-              <w:t xml:space="preserve">222 361</w:t>
+              <w:t xml:space="preserve">266 916</w:t>
             </w:r>
           </w:p>
         </w:tc>
@@ -28915,7 +28933,25 @@
           <w:sz w:val="21"/>
           <w:szCs w:val="21"/>
         </w:rPr>
-        <w:t xml:space="preserve">Главная экономия — литьё с завода «Везувий» (vezuviy.su): духовка №224 — 14 560 ₽ против 16 500–18 150 ₽ в магазинах СПб. Срок 1–3 недели, доставка транспортной компанией.</w:t>
+        <w:t xml:space="preserve">Самая дорогая позиция — кирпич ЛСР М-400: в Кирпичнике 75,90 ₽ против 102,90–106 ₽ в Петровиче и ВИМОСе, на 950 шт. это ≈ 25 650 ₽. Эта цена уже заложена и в рекомендуемый расчёт.</w:t>
+      </w:r>
+    </w:p>
+    <w:p>
+      <w:pPr>
+        <w:pStyle w:val="ListParagraph"/>
+        <w:numPr>
+          <w:ilvl w:val="0"/>
+          <w:numId w:val="2"/>
+        </w:numPr>
+        <w:spacing w:after="60"/>
+      </w:pPr>
+      <w:r>
+        <w:rPr>
+          <w:rFonts w:ascii="Times New Roman" w:cs="Times New Roman" w:eastAsia="Times New Roman" w:hAnsi="Times New Roman"/>
+          <w:sz w:val="21"/>
+          <w:szCs w:val="21"/>
+        </w:rPr>
+        <w:t xml:space="preserve">Главная экономия на литье — с завода «Везувий» (vezuviy.su): духовка №224 — 14 560 ₽ против 16 500–18 150 ₽ в магазинах СПб. Срок 1–3 недели, доставка транспортной компанией.</w:t>
       </w:r>
     </w:p>
     <w:p>
@@ -29106,7 +29142,7 @@
       </w:tr>
       <w:tr>
         <w:trPr>
-          <w:tblHeader w:val="false"/>
+          <w:tblHeader w:val="off"/>
         </w:trPr>
         <w:tc>
           <w:tcPr>
@@ -29201,7 +29237,7 @@
       </w:tr>
       <w:tr>
         <w:trPr>
-          <w:tblHeader w:val="false"/>
+          <w:tblHeader w:val="off"/>
         </w:trPr>
         <w:tc>
           <w:tcPr>
@@ -29230,7 +29266,7 @@
                 <w:sz w:val="16"/>
                 <w:szCs w:val="16"/>
               </w:rPr>
-              <w:t xml:space="preserve">ЛСР «Строительные материалы» (sm.lsr.ru/spb)</w:t>
+              <w:t xml:space="preserve">Кирпичник / СнабЦентр (kirpi4nik.com)</w:t>
             </w:r>
           </w:p>
         </w:tc>
@@ -29261,7 +29297,7 @@
                 <w:sz w:val="16"/>
                 <w:szCs w:val="16"/>
               </w:rPr>
-              <w:t xml:space="preserve">Кирпич керамический полнотелый М-150</w:t>
+              <w:t xml:space="preserve">Кирпич печной ЛСР М-400 красный — 75,90 ₽</w:t>
             </w:r>
           </w:p>
         </w:tc>
@@ -29292,14 +29328,14 @@
                 <w:sz w:val="16"/>
                 <w:szCs w:val="16"/>
               </w:rPr>
-              <w:t xml:space="preserve">Завод-изготовитель, 29,90 ₽/шт., поддон 300 шт.</w:t>
+              <w:t xml:space="preserve">Самая низкая цена в СПб, склад в городе, поддон 256 шт.; также шамот и печные смеси</w:t>
             </w:r>
           </w:p>
         </w:tc>
       </w:tr>
       <w:tr>
         <w:trPr>
-          <w:tblHeader w:val="false"/>
+          <w:tblHeader w:val="off"/>
         </w:trPr>
         <w:tc>
           <w:tcPr>
@@ -29357,7 +29393,7 @@
                 <w:sz w:val="16"/>
                 <w:szCs w:val="16"/>
               </w:rPr>
-              <w:t xml:space="preserve">Все материалы: кирпич, ШБ-8, мертель, картон, уголок 6 м, цемент</w:t>
+              <w:t xml:space="preserve">Все материалы: кирпич ЛСР М-400 (102,90 ₽), ШБ-8, мертель, картон, уголок 6 м, цемент</w:t>
             </w:r>
           </w:p>
         </w:tc>
@@ -29394,7 +29430,7 @@
       </w:tr>
       <w:tr>
         <w:trPr>
-          <w:tblHeader w:val="false"/>
+          <w:tblHeader w:val="off"/>
         </w:trPr>
         <w:tc>
           <w:tcPr>
@@ -29492,7 +29528,7 @@
       </w:tr>
       <w:tr>
         <w:trPr>
-          <w:tblHeader w:val="false"/>
+          <w:tblHeader w:val="off"/>
         </w:trPr>
         <w:tc>
           <w:tcPr>
@@ -29550,7 +29586,7 @@
                 <w:sz w:val="16"/>
                 <w:szCs w:val="16"/>
               </w:rPr>
-              <w:t xml:space="preserve">Кирпич М-150 (от 29 ₽), ШБ-8 (от 130 ₽)</w:t>
+              <w:t xml:space="preserve">Шамот ШБ-8 (от 130 ₽), уголок</w:t>
             </w:r>
           </w:p>
         </w:tc>
@@ -29587,7 +29623,7 @@
       </w:tr>
       <w:tr>
         <w:trPr>
-          <w:tblHeader w:val="false"/>
+          <w:tblHeader w:val="off"/>
         </w:trPr>
         <w:tc>
           <w:tcPr>
@@ -29685,7 +29721,7 @@
       </w:tr>
       <w:tr>
         <w:trPr>
-          <w:tblHeader w:val="false"/>
+          <w:tblHeader w:val="off"/>
         </w:trPr>
         <w:tc>
           <w:tcPr>
@@ -29780,7 +29816,7 @@
       </w:tr>
       <w:tr>
         <w:trPr>
-          <w:tblHeader w:val="false"/>
+          <w:tblHeader w:val="off"/>
         </w:trPr>
         <w:tc>
           <w:tcPr>
@@ -29878,7 +29914,7 @@
       </w:tr>
       <w:tr>
         <w:trPr>
-          <w:tblHeader w:val="false"/>
+          <w:tblHeader w:val="off"/>
         </w:trPr>
         <w:tc>
           <w:tcPr>
@@ -29906,7 +29942,7 @@
                 <w:sz w:val="16"/>
                 <w:szCs w:val="16"/>
               </w:rPr>
-              <w:t xml:space="preserve">Печной центр «Выбор и Качество» (svt.club)</w:t>
+              <w:t xml:space="preserve">Печной центр «Выбор и Качество» (kaminspb.ru, svt.club)</w:t>
             </w:r>
           </w:p>
         </w:tc>
@@ -29936,7 +29972,7 @@
                 <w:sz w:val="16"/>
                 <w:szCs w:val="16"/>
               </w:rPr>
-              <w:t xml:space="preserve">Смесь «Боровичи» 25 кг — 420 ₽, шамот и плиты</w:t>
+              <w:t xml:space="preserve">Кирпич ЛСР М-400 — 105 ₽, смесь «Боровичи» 25 кг — 420 ₽, шамот и плиты</w:t>
             </w:r>
           </w:p>
         </w:tc>
@@ -29966,14 +30002,14 @@
                 <w:sz w:val="16"/>
                 <w:szCs w:val="16"/>
               </w:rPr>
-              <w:t xml:space="preserve">Печной центр</w:t>
+              <w:t xml:space="preserve">Склад на Московском шоссе; наличие уточнять звонком</w:t>
             </w:r>
           </w:p>
         </w:tc>
       </w:tr>
       <w:tr>
         <w:trPr>
-          <w:tblHeader w:val="false"/>
+          <w:tblHeader w:val="off"/>
         </w:trPr>
         <w:tc>
           <w:tcPr>
@@ -30071,7 +30107,7 @@
       </w:tr>
       <w:tr>
         <w:trPr>
-          <w:tblHeader w:val="false"/>
+          <w:tblHeader w:val="off"/>
         </w:trPr>
         <w:tc>
           <w:tcPr>
@@ -30166,7 +30202,7 @@
       </w:tr>
       <w:tr>
         <w:trPr>
-          <w:tblHeader w:val="false"/>
+          <w:tblHeader w:val="off"/>
         </w:trPr>
         <w:tc>
           <w:tcPr>
@@ -30264,7 +30300,7 @@
       </w:tr>
       <w:tr>
         <w:trPr>
-          <w:tblHeader w:val="false"/>
+          <w:tblHeader w:val="off"/>
         </w:trPr>
         <w:tc>
           <w:tcPr>
@@ -30359,7 +30395,7 @@
       </w:tr>
       <w:tr>
         <w:trPr>
-          <w:tblHeader w:val="false"/>
+          <w:tblHeader w:val="off"/>
         </w:trPr>
         <w:tc>
           <w:tcPr>
@@ -30457,7 +30493,7 @@
       </w:tr>
       <w:tr>
         <w:trPr>
-          <w:tblHeader w:val="false"/>
+          <w:tblHeader w:val="off"/>
         </w:trPr>
         <w:tc>
           <w:tcPr>
@@ -30552,7 +30588,7 @@
       </w:tr>
       <w:tr>
         <w:trPr>
-          <w:tblHeader w:val="false"/>
+          <w:tblHeader w:val="off"/>
         </w:trPr>
         <w:tc>
           <w:tcPr>
@@ -30650,7 +30686,7 @@
       </w:tr>
       <w:tr>
         <w:trPr>
-          <w:tblHeader w:val="false"/>
+          <w:tblHeader w:val="off"/>
         </w:trPr>
         <w:tc>
           <w:tcPr>
@@ -30834,7 +30870,7 @@
       </w:r>
     </w:p>
     <w:sectPr>
-      <w:footerReference w:type="default" r:id="rId7"/>
+      <w:footerReference w:type="default" r:id="rId6"/>
       <w:pgSz w:w="16838" w:h="11906" w:orient="landscape"/>
       <w:pgMar w:top="1000" w:right="900" w:bottom="1000" w:left="900" w:header="708" w:footer="708" w:gutter="0"/>
       <w:pgNumType/>
@@ -30842,10 +30878,6 @@
     </w:sectPr>
   </w:body>
 </w:document>
-</file>
-
-<file path=word/comments.xml><?xml version="1.0" encoding="utf-8"?>
-<w:comments xmlns:cx="http://schemas.microsoft.com/office/drawing/2014/chartex" xmlns:cx1="http://schemas.microsoft.com/office/drawing/2015/9/8/chartex" xmlns:cx2="http://schemas.microsoft.com/office/drawing/2015/10/21/chartex" xmlns:cx3="http://schemas.microsoft.com/office/drawing/2016/5/9/chartex" xmlns:cx4="http://schemas.microsoft.com/office/drawing/2016/5/10/chartex" xmlns:cx5="http://schemas.microsoft.com/office/drawing/2016/5/11/chartex" xmlns:cx6="http://schemas.microsoft.com/office/drawing/2016/5/12/chartex" xmlns:cx7="http://schemas.microsoft.com/office/drawing/2016/5/13/chartex" xmlns:cx8="http://schemas.microsoft.com/office/drawing/2016/5/14/chartex" xmlns:mc="http://schemas.openxmlformats.org/markup-compatibility/2006" xmlns:aink="http://schemas.microsoft.com/office/drawing/2016/ink" xmlns:am3d="http://schemas.microsoft.com/office/drawing/2017/model3d" xmlns:o="urn:schemas-microsoft-com:office:office" xmlns:r="http://schemas.openxmlformats.org/officeDocument/2006/relationships" xmlns:m="http://schemas.openxmlformats.org/officeDocument/2006/math" xmlns:v="urn:schemas-microsoft-com:vml" xmlns:wp14="http://schemas.microsoft.com/office/word/2010/wordprocessingDrawing" xmlns:wp="http://schemas.openxmlformats.org/drawingml/2006/wordprocessingDrawing" xmlns:w10="urn:schemas-microsoft-com:office:word" xmlns:w="http://schemas.openxmlformats.org/wordprocessingml/2006/main" xmlns:w14="http://schemas.microsoft.com/office/word/2010/wordml" xmlns:w15="http://schemas.microsoft.com/office/word/2012/wordml" xmlns:w16cex="http://schemas.microsoft.com/office/word/2018/wordml/cex" xmlns:w16cid="http://schemas.microsoft.com/office/word/2016/wordml/cid" xmlns:w16="http://schemas.microsoft.com/office/word/2018/wordml" xmlns:w16sdtdh="http://schemas.microsoft.com/office/word/2020/wordml/sdtdatahash" xmlns:w16se="http://schemas.microsoft.com/office/word/2015/wordml/symex" xmlns:wpg="http://schemas.microsoft.com/office/word/2010/wordprocessingGroup" xmlns:wpi="http://schemas.microsoft.com/office/word/2010/wordprocessingInk" xmlns:wne="http://schemas.microsoft.com/office/word/2006/wordml" xmlns:wps="http://schemas.microsoft.com/office/word/2010/wordprocessingShape"/>
 </file>
 
 <file path=word/endnotes.xml><?xml version="1.0" encoding="utf-8"?>
@@ -30945,7 +30977,7 @@
 <w:numbering xmlns:wpc="http://schemas.microsoft.com/office/word/2010/wordprocessingCanvas" xmlns:mc="http://schemas.openxmlformats.org/markup-compatibility/2006" xmlns:o="urn:schemas-microsoft-com:office:office" xmlns:r="http://schemas.openxmlformats.org/officeDocument/2006/relationships" xmlns:m="http://schemas.openxmlformats.org/officeDocument/2006/math" xmlns:v="urn:schemas-microsoft-com:vml" xmlns:wp14="http://schemas.microsoft.com/office/word/2010/wordprocessingDrawing" xmlns:wp="http://schemas.openxmlformats.org/drawingml/2006/wordprocessingDrawing" xmlns:w10="urn:schemas-microsoft-com:office:word" xmlns:w="http://schemas.openxmlformats.org/wordprocessingml/2006/main" xmlns:w14="http://schemas.microsoft.com/office/word/2010/wordml" xmlns:w15="http://schemas.microsoft.com/office/word/2012/wordml" xmlns:wpg="http://schemas.microsoft.com/office/word/2010/wordprocessingGroup" xmlns:wpi="http://schemas.microsoft.com/office/word/2010/wordprocessingInk" xmlns:wne="http://schemas.microsoft.com/office/word/2006/wordml" xmlns:wps="http://schemas.microsoft.com/office/word/2010/wordprocessingShape" mc:Ignorable="w14 w15 wp14">
   <w:abstractNum w:abstractNumId="1" w15:restartNumberingAfterBreak="0">
     <w:multiLevelType w:val="hybridMultilevel"/>
-    <w:lvl w:ilvl="0" w15:tentative="1">
+    <w:lvl w:ilvl="0" w:tentative="1">
       <w:start w:val="1"/>
       <w:numFmt w:val="bullet"/>
       <w:lvlText w:val="●"/>
@@ -30954,7 +30986,7 @@
         <w:ind w:left="720" w:hanging="360"/>
       </w:pPr>
     </w:lvl>
-    <w:lvl w:ilvl="1" w15:tentative="1">
+    <w:lvl w:ilvl="1" w:tentative="1">
       <w:start w:val="1"/>
       <w:numFmt w:val="bullet"/>
       <w:lvlText w:val="○"/>
@@ -30963,7 +30995,7 @@
         <w:ind w:left="1440" w:hanging="360"/>
       </w:pPr>
     </w:lvl>
-    <w:lvl w:ilvl="2" w15:tentative="1">
+    <w:lvl w:ilvl="2" w:tentative="1">
       <w:start w:val="1"/>
       <w:numFmt w:val="bullet"/>
       <w:lvlText w:val="■"/>
@@ -30972,7 +31004,7 @@
         <w:ind w:left="2160" w:hanging="360"/>
       </w:pPr>
     </w:lvl>
-    <w:lvl w:ilvl="3" w15:tentative="1">
+    <w:lvl w:ilvl="3" w:tentative="1">
       <w:start w:val="1"/>
       <w:numFmt w:val="bullet"/>
       <w:lvlText w:val="●"/>
@@ -30981,7 +31013,7 @@
         <w:ind w:left="2880" w:hanging="360"/>
       </w:pPr>
     </w:lvl>
-    <w:lvl w:ilvl="4" w15:tentative="1">
+    <w:lvl w:ilvl="4" w:tentative="1">
       <w:start w:val="1"/>
       <w:numFmt w:val="bullet"/>
       <w:lvlText w:val="○"/>
@@ -30990,7 +31022,7 @@
         <w:ind w:left="3600" w:hanging="360"/>
       </w:pPr>
     </w:lvl>
-    <w:lvl w:ilvl="5" w15:tentative="1">
+    <w:lvl w:ilvl="5" w:tentative="1">
       <w:start w:val="1"/>
       <w:numFmt w:val="bullet"/>
       <w:lvlText w:val="■"/>
@@ -30999,7 +31031,7 @@
         <w:ind w:left="4320" w:hanging="360"/>
       </w:pPr>
     </w:lvl>
-    <w:lvl w:ilvl="6" w15:tentative="1">
+    <w:lvl w:ilvl="6" w:tentative="1">
       <w:start w:val="1"/>
       <w:numFmt w:val="bullet"/>
       <w:lvlText w:val="●"/>
@@ -31008,7 +31040,7 @@
         <w:ind w:left="5040" w:hanging="360"/>
       </w:pPr>
     </w:lvl>
-    <w:lvl w:ilvl="7" w15:tentative="1">
+    <w:lvl w:ilvl="7" w:tentative="1">
       <w:start w:val="1"/>
       <w:numFmt w:val="bullet"/>
       <w:lvlText w:val="●"/>
@@ -31017,7 +31049,7 @@
         <w:ind w:left="5760" w:hanging="360"/>
       </w:pPr>
     </w:lvl>
-    <w:lvl w:ilvl="8" w15:tentative="1">
+    <w:lvl w:ilvl="8" w:tentative="1">
       <w:start w:val="1"/>
       <w:numFmt w:val="bullet"/>
       <w:lvlText w:val="●"/>
@@ -31029,7 +31061,7 @@
   </w:abstractNum>
   <w:abstractNum w:abstractNumId="2" w15:restartNumberingAfterBreak="0">
     <w:multiLevelType w:val="hybridMultilevel"/>
-    <w:lvl w:ilvl="0" w15:tentative="1">
+    <w:lvl w:ilvl="0" w:tentative="1">
       <w:start w:val="1"/>
       <w:numFmt w:val="bullet"/>
       <w:lvlText w:val="•"/>
@@ -31066,6 +31098,25 @@
     </w:rPrDefault>
     <w:pPrDefault/>
   </w:docDefaults>
+  <w:style w:type="paragraph" w:styleId="Normal" w:default="1">
+    <w:name w:val="Normal"/>
+    <w:qFormat/>
+  </w:style>
+  <w:style w:type="table" w:styleId="TableNormal" w:default="true">
+    <w:name w:val="Normal Table"/>
+    <w:uiPriority w:val="99"/>
+    <w:semiHidden/>
+    <w:unhideWhenUsed/>
+    <w:tblPr>
+      <w:tblInd w:type="dxa" w:w="0"/>
+      <w:tblCellMar>
+        <w:top w:type="dxa" w:w="0"/>
+        <w:left w:type="dxa" w:w="108"/>
+        <w:bottom w:type="dxa" w:w="0"/>
+        <w:right w:type="dxa" w:w="108"/>
+      </w:tblCellMar>
+    </w:tblPr>
+  </w:style>
   <w:style w:type="paragraph" w:styleId="Title">
     <w:name w:val="Title"/>
     <w:basedOn w:val="Normal"/>
@@ -31238,4 +31289,294 @@
     </w:rPr>
   </w:style>
 </w:styles>
+</file>
+
+<file path=word/theme/theme1.xml><?xml version="1.0" encoding="utf-8"?>
+<a:theme xmlns:a="http://schemas.openxmlformats.org/drawingml/2006/main" name="Office Theme">
+  <a:themeElements>
+    <a:clrScheme name="Office">
+      <a:dk1>
+        <a:sysClr val="windowText" lastClr="000000"/>
+      </a:dk1>
+      <a:lt1>
+        <a:sysClr val="window" lastClr="FFFFFF"/>
+      </a:lt1>
+      <a:dk2>
+        <a:srgbClr val="44546A"/>
+      </a:dk2>
+      <a:lt2>
+        <a:srgbClr val="E7E6E6"/>
+      </a:lt2>
+      <a:accent1>
+        <a:srgbClr val="4472C4"/>
+      </a:accent1>
+      <a:accent2>
+        <a:srgbClr val="ED7D31"/>
+      </a:accent2>
+      <a:accent3>
+        <a:srgbClr val="A5A5A5"/>
+      </a:accent3>
+      <a:accent4>
+        <a:srgbClr val="FFC000"/>
+      </a:accent4>
+      <a:accent5>
+        <a:srgbClr val="5B9BD5"/>
+      </a:accent5>
+      <a:accent6>
+        <a:srgbClr val="70AD47"/>
+      </a:accent6>
+      <a:hlink>
+        <a:srgbClr val="0563C1"/>
+      </a:hlink>
+      <a:folHlink>
+        <a:srgbClr val="954F72"/>
+      </a:folHlink>
+    </a:clrScheme>
+    <a:fontScheme name="Office">
+      <a:majorFont>
+        <a:latin typeface="Calibri Light" panose="020F0302020204030204"/>
+        <a:ea typeface=""/>
+        <a:cs typeface=""/>
+        <a:font script="Jpan" typeface="游ゴシック Light"/>
+        <a:font script="Hang" typeface="맑은 고딕"/>
+        <a:font script="Hans" typeface="等线 Light"/>
+        <a:font script="Hant" typeface="新細明體"/>
+        <a:font script="Arab" typeface="Times New Roman"/>
+        <a:font script="Hebr" typeface="Times New Roman"/>
+        <a:font script="Thai" typeface="Angsana New"/>
+        <a:font script="Ethi" typeface="Nyala"/>
+        <a:font script="Beng" typeface="Vrinda"/>
+        <a:font script="Gujr" typeface="Shruti"/>
+        <a:font script="Khmr" typeface="MoolBoran"/>
+        <a:font script="Knda" typeface="Tunga"/>
+        <a:font script="Guru" typeface="Raavi"/>
+        <a:font script="Cans" typeface="Euphemia"/>
+        <a:font script="Cher" typeface="Plantagenet Cherokee"/>
+        <a:font script="Yiii" typeface="Microsoft Yi Baiti"/>
+        <a:font script="Tibt" typeface="Microsoft Himalaya"/>
+        <a:font script="Thaa" typeface="MV Boli"/>
+        <a:font script="Deva" typeface="Mangal"/>
+        <a:font script="Telu" typeface="Gautami"/>
+        <a:font script="Taml" typeface="Latha"/>
+        <a:font script="Syrc" typeface="Estrangelo Edessa"/>
+        <a:font script="Orya" typeface="Kalinga"/>
+        <a:font script="Mlym" typeface="Kartika"/>
+        <a:font script="Laoo" typeface="DokChampa"/>
+        <a:font script="Sinh" typeface="Iskoola Pota"/>
+        <a:font script="Mong" typeface="Mongolian Baiti"/>
+        <a:font script="Viet" typeface="Times New Roman"/>
+        <a:font script="Uigh" typeface="Microsoft Uighur"/>
+        <a:font script="Geor" typeface="Sylfaen"/>
+        <a:font script="Armn" typeface="Arial"/>
+        <a:font script="Bugi" typeface="Leelawadee UI"/>
+        <a:font script="Bopo" typeface="Microsoft JhengHei"/>
+        <a:font script="Java" typeface="Javanese Text"/>
+        <a:font script="Lisu" typeface="Segoe UI"/>
+        <a:font script="Mymr" typeface="Myanmar Text"/>
+        <a:font script="Nkoo" typeface="Ebrima"/>
+        <a:font script="Olck" typeface="Nirmala UI"/>
+        <a:font script="Osma" typeface="Ebrima"/>
+        <a:font script="Phag" typeface="Phagspa"/>
+        <a:font script="Syrn" typeface="Estrangelo Edessa"/>
+        <a:font script="Syrj" typeface="Estrangelo Edessa"/>
+        <a:font script="Syre" typeface="Estrangelo Edessa"/>
+        <a:font script="Sora" typeface="Nirmala UI"/>
+        <a:font script="Tale" typeface="Microsoft Tai Le"/>
+        <a:font script="Talu" typeface="Microsoft New Tai Lue"/>
+        <a:font script="Tfng" typeface="Ebrima"/>
+      </a:majorFont>
+      <a:minorFont>
+        <a:latin typeface="Calibri" panose="020F0502020204030204"/>
+        <a:ea typeface=""/>
+        <a:cs typeface=""/>
+        <a:font script="Jpan" typeface="游明朝"/>
+        <a:font script="Hang" typeface="맑은 고딕"/>
+        <a:font script="Hans" typeface="等线"/>
+        <a:font script="Hant" typeface="新細明體"/>
+        <a:font script="Arab" typeface="Arial"/>
+        <a:font script="Hebr" typeface="Arial"/>
+        <a:font script="Thai" typeface="Cordia New"/>
+        <a:font script="Ethi" typeface="Nyala"/>
+        <a:font script="Beng" typeface="Vrinda"/>
+        <a:font script="Gujr" typeface="Shruti"/>
+        <a:font script="Khmr" typeface="DaunPenh"/>
+        <a:font script="Knda" typeface="Tunga"/>
+        <a:font script="Guru" typeface="Raavi"/>
+        <a:font script="Cans" typeface="Euphemia"/>
+        <a:font script="Cher" typeface="Plantagenet Cherokee"/>
+        <a:font script="Yiii" typeface="Microsoft Yi Baiti"/>
+        <a:font script="Tibt" typeface="Microsoft Himalaya"/>
+        <a:font script="Thaa" typeface="MV Boli"/>
+        <a:font script="Deva" typeface="Mangal"/>
+        <a:font script="Telu" typeface="Gautami"/>
+        <a:font script="Taml" typeface="Latha"/>
+        <a:font script="Syrc" typeface="Estrangelo Edessa"/>
+        <a:font script="Orya" typeface="Kalinga"/>
+        <a:font script="Mlym" typeface="Kartika"/>
+        <a:font script="Laoo" typeface="DokChampa"/>
+        <a:font script="Sinh" typeface="Iskoola Pota"/>
+        <a:font script="Mong" typeface="Mongolian Baiti"/>
+        <a:font script="Viet" typeface="Arial"/>
+        <a:font script="Uigh" typeface="Microsoft Uighur"/>
+        <a:font script="Geor" typeface="Sylfaen"/>
+        <a:font script="Armn" typeface="Arial"/>
+        <a:font script="Bugi" typeface="Leelawadee UI"/>
+        <a:font script="Bopo" typeface="Microsoft JhengHei"/>
+        <a:font script="Java" typeface="Javanese Text"/>
+        <a:font script="Lisu" typeface="Segoe UI"/>
+        <a:font script="Mymr" typeface="Myanmar Text"/>
+        <a:font script="Nkoo" typeface="Ebrima"/>
+        <a:font script="Olck" typeface="Nirmala UI"/>
+        <a:font script="Osma" typeface="Ebrima"/>
+        <a:font script="Phag" typeface="Phagspa"/>
+        <a:font script="Syrn" typeface="Estrangelo Edessa"/>
+        <a:font script="Syrj" typeface="Estrangelo Edessa"/>
+        <a:font script="Syre" typeface="Estrangelo Edessa"/>
+        <a:font script="Sora" typeface="Nirmala UI"/>
+        <a:font script="Tale" typeface="Microsoft Tai Le"/>
+        <a:font script="Talu" typeface="Microsoft New Tai Lue"/>
+        <a:font script="Tfng" typeface="Ebrima"/>
+      </a:minorFont>
+    </a:fontScheme>
+    <a:fmtScheme name="Office">
+      <a:fillStyleLst>
+        <a:solidFill>
+          <a:schemeClr val="phClr"/>
+        </a:solidFill>
+        <a:gradFill rotWithShape="true">
+          <a:gsLst>
+            <a:gs pos="0">
+              <a:schemeClr val="phClr">
+                <a:lumMod val="110000"/>
+                <a:satMod val="105000"/>
+                <a:tint val="67000"/>
+              </a:schemeClr>
+            </a:gs>
+            <a:gs pos="50000">
+              <a:schemeClr val="phClr">
+                <a:lumMod val="105000"/>
+                <a:satMod val="103000"/>
+                <a:tint val="73000"/>
+              </a:schemeClr>
+            </a:gs>
+            <a:gs pos="100000">
+              <a:schemeClr val="phClr">
+                <a:lumMod val="105000"/>
+                <a:satMod val="109000"/>
+                <a:tint val="81000"/>
+              </a:schemeClr>
+            </a:gs>
+          </a:gsLst>
+          <a:lin ang="5400000" scaled="false"/>
+        </a:gradFill>
+        <a:gradFill rotWithShape="true">
+          <a:gsLst>
+            <a:gs pos="0">
+              <a:schemeClr val="phClr">
+                <a:satMod val="103000"/>
+                <a:lumMod val="102000"/>
+                <a:tint val="94000"/>
+              </a:schemeClr>
+            </a:gs>
+            <a:gs pos="50000">
+              <a:schemeClr val="phClr">
+                <a:satMod val="110000"/>
+                <a:lumMod val="100000"/>
+                <a:shade val="100000"/>
+              </a:schemeClr>
+            </a:gs>
+            <a:gs pos="100000">
+              <a:schemeClr val="phClr">
+                <a:lumMod val="99000"/>
+                <a:satMod val="120000"/>
+                <a:shade val="78000"/>
+              </a:schemeClr>
+            </a:gs>
+          </a:gsLst>
+          <a:lin ang="5400000" scaled="false"/>
+        </a:gradFill>
+      </a:fillStyleLst>
+      <a:lnStyleLst>
+        <a:ln w="6350" cap="flat" cmpd="sng" algn="ctr">
+          <a:solidFill>
+            <a:schemeClr val="phClr"/>
+          </a:solidFill>
+          <a:prstDash val="solid"/>
+          <a:miter lim="800000"/>
+        </a:ln>
+        <a:ln w="12700" cap="flat" cmpd="sng" algn="ctr">
+          <a:solidFill>
+            <a:schemeClr val="phClr"/>
+          </a:solidFill>
+          <a:prstDash val="solid"/>
+          <a:miter lim="800000"/>
+        </a:ln>
+        <a:ln w="19050" cap="flat" cmpd="sng" algn="ctr">
+          <a:solidFill>
+            <a:schemeClr val="phClr"/>
+          </a:solidFill>
+          <a:prstDash val="solid"/>
+          <a:miter lim="800000"/>
+        </a:ln>
+      </a:lnStyleLst>
+      <a:effectStyleLst>
+        <a:effectStyle>
+          <a:effectLst/>
+        </a:effectStyle>
+        <a:effectStyle>
+          <a:effectLst/>
+        </a:effectStyle>
+        <a:effectStyle>
+          <a:effectLst>
+            <a:outerShdw blurRad="57150" dist="19050" dir="5400000" algn="ctr" rotWithShape="false">
+              <a:srgbClr val="000000">
+                <a:alpha val="63000"/>
+              </a:srgbClr>
+            </a:outerShdw>
+          </a:effectLst>
+        </a:effectStyle>
+      </a:effectStyleLst>
+      <a:bgFillStyleLst>
+        <a:solidFill>
+          <a:schemeClr val="phClr"/>
+        </a:solidFill>
+        <a:solidFill>
+          <a:schemeClr val="phClr">
+            <a:tint val="95000"/>
+            <a:satMod val="170000"/>
+          </a:schemeClr>
+        </a:solidFill>
+        <a:gradFill rotWithShape="true">
+          <a:gsLst>
+            <a:gs pos="0">
+              <a:schemeClr val="phClr">
+                <a:tint val="93000"/>
+                <a:satMod val="150000"/>
+                <a:shade val="98000"/>
+                <a:lumMod val="102000"/>
+              </a:schemeClr>
+            </a:gs>
+            <a:gs pos="50000">
+              <a:schemeClr val="phClr">
+                <a:tint val="98000"/>
+                <a:satMod val="130000"/>
+                <a:shade val="90000"/>
+                <a:lumMod val="103000"/>
+              </a:schemeClr>
+            </a:gs>
+            <a:gs pos="100000">
+              <a:schemeClr val="phClr">
+                <a:shade val="63000"/>
+                <a:satMod val="120000"/>
+              </a:schemeClr>
+            </a:gs>
+          </a:gsLst>
+          <a:lin ang="5400000" scaled="false"/>
+        </a:gradFill>
+      </a:bgFillStyleLst>
+    </a:fmtScheme>
+  </a:themeElements>
+  <a:objectDefaults/>
+  <a:extraClrSchemeLst/>
+</a:theme>
 </file>